--- a/docs/MANUAL-CONEXIONES-AUREX.docx
+++ b/docs/MANUAL-CONEXIONES-AUREX.docx
@@ -7,24 +7,24 @@
         <w:pStyle w:val="Title"/>
       </w:pPr>
       <w:r>
+        <w:t xml:space="preserve">MANUAL DE CONEXIONES — AUREX v2.0</w:t>
+      </w:r>
+    </w:p>
+    <w:bookmarkStart w:id="38" w:name="manual-de-conexiones-aurex"/>
+    <w:p>
+      <w:pPr>
+        <w:pStyle w:val="Heading1"/>
+      </w:pPr>
+      <w:r>
         <w:t xml:space="preserve">MANUAL DE CONEXIONES — AUREX</w:t>
       </w:r>
     </w:p>
-    <w:bookmarkStart w:id="23" w:name="manual-de-conexiones-aurex"/>
-    <w:p>
-      <w:pPr>
-        <w:pStyle w:val="Heading1"/>
-      </w:pPr>
-      <w:r>
-        <w:t xml:space="preserve">MANUAL DE CONEXIONES — AUREX</w:t>
-      </w:r>
-    </w:p>
     <w:p>
       <w:pPr>
         <w:pStyle w:val="FirstParagraph"/>
       </w:pPr>
       <w:r>
-        <w:t xml:space="preserve">v1.0 — 21 abril 2026</w:t>
+        <w:t xml:space="preserve">v2.0 — 21 abril 2026</w:t>
       </w:r>
     </w:p>
     <w:p>
@@ -51,15 +51,236 @@
         <w:rPr>
           <w:rStyle w:val="VerbatimChar"/>
         </w:rPr>
-        <w:t xml:space="preserve">Binance (L160-175) → CryptoCompare (L177-197) → Kraken (L199-230) → CoinGecko (L232-250) → Cache stale (L252-267)</w:t>
-      </w:r>
-    </w:p>
-    <w:p>
-      <w:pPr>
-        <w:pStyle w:val="FirstParagraph"/>
-      </w:pPr>
-      <w:r>
-        <w:t xml:space="preserve">Cada paso tiene timeout de 5 segundos. Si un paso responde OK → return inmediato, no prueba el siguiente.</w:t>
+        <w:t xml:space="preserve">Binance → CryptoCompare (con API key) → Kraken → CoinGecko → Cache stale 30min</w:t>
+      </w:r>
+    </w:p>
+    <w:bookmarkEnd w:id="9"/>
+    <w:bookmarkStart w:id="18" w:name="cadena-nativa-build-15"/>
+    <w:p>
+      <w:pPr>
+        <w:pStyle w:val="Heading2"/>
+      </w:pPr>
+      <w:r>
+        <w:t xml:space="preserve">CADENA NATIVA (Build 15)</w:t>
+      </w:r>
+    </w:p>
+    <w:bookmarkStart w:id="10" w:name="precios-crypto"/>
+    <w:p>
+      <w:pPr>
+        <w:pStyle w:val="Heading3"/>
+      </w:pPr>
+      <w:r>
+        <w:t xml:space="preserve">Precios crypto</w:t>
+      </w:r>
+    </w:p>
+    <w:p>
+      <w:pPr>
+        <w:pStyle w:val="SourceCode"/>
+      </w:pPr>
+      <w:r>
+        <w:rPr>
+          <w:rStyle w:val="VerbatimChar"/>
+        </w:rPr>
+        <w:t xml:space="preserve">Binance directo (celular) → /api/crypto-prices (backend: CC→Kraken→CoinGecko→Cache)</w:t>
+      </w:r>
+    </w:p>
+    <w:bookmarkEnd w:id="10"/>
+    <w:bookmarkStart w:id="11" w:name="X9b05e4d75a80f1b5cda0e889efb6e1cfc1a6f63"/>
+    <w:p>
+      <w:pPr>
+        <w:pStyle w:val="Heading3"/>
+      </w:pPr>
+      <w:r>
+        <w:t xml:space="preserve">Precios stocks/ETFs/bonos/commodities/metales/divisas/mat.primas (297 activos)</w:t>
+      </w:r>
+    </w:p>
+    <w:p>
+      <w:pPr>
+        <w:pStyle w:val="SourceCode"/>
+      </w:pPr>
+      <w:r>
+        <w:rPr>
+          <w:rStyle w:val="VerbatimChar"/>
+        </w:rPr>
+        <w:t xml:space="preserve">Yahoo via Railway proxy → Yahoo directo desde celular (sin proxy)</w:t>
+      </w:r>
+    </w:p>
+    <w:bookmarkEnd w:id="11"/>
+    <w:bookmarkStart w:id="12" w:name="señales-ia"/>
+    <w:p>
+      <w:pPr>
+        <w:pStyle w:val="Heading3"/>
+      </w:pPr>
+      <w:r>
+        <w:t xml:space="preserve">Señales IA</w:t>
+      </w:r>
+    </w:p>
+    <w:p>
+      <w:pPr>
+        <w:pStyle w:val="SourceCode"/>
+      </w:pPr>
+      <w:r>
+        <w:rPr>
+          <w:rStyle w:val="VerbatimChar"/>
+        </w:rPr>
+        <w:t xml:space="preserve">Backend /api/ia-signals → AsyncStorage cache local → cálculo local</w:t>
+      </w:r>
+    </w:p>
+    <w:bookmarkEnd w:id="12"/>
+    <w:bookmarkStart w:id="13" w:name="pulse"/>
+    <w:p>
+      <w:pPr>
+        <w:pStyle w:val="Heading3"/>
+      </w:pPr>
+      <w:r>
+        <w:t xml:space="preserve">Pulse</w:t>
+      </w:r>
+    </w:p>
+    <w:p>
+      <w:pPr>
+        <w:pStyle w:val="SourceCode"/>
+      </w:pPr>
+      <w:r>
+        <w:rPr>
+          <w:rStyle w:val="VerbatimChar"/>
+        </w:rPr>
+        <w:t xml:space="preserve">Backend /api/pulse → AsyncStorage cache local → cálculo local</w:t>
+      </w:r>
+    </w:p>
+    <w:bookmarkEnd w:id="13"/>
+    <w:bookmarkStart w:id="14" w:name="portfolio-datos"/>
+    <w:p>
+      <w:pPr>
+        <w:pStyle w:val="Heading3"/>
+      </w:pPr>
+      <w:r>
+        <w:t xml:space="preserve">Portfolio datos</w:t>
+      </w:r>
+    </w:p>
+    <w:p>
+      <w:pPr>
+        <w:pStyle w:val="SourceCode"/>
+      </w:pPr>
+      <w:r>
+        <w:rPr>
+          <w:rStyle w:val="VerbatimChar"/>
+        </w:rPr>
+        <w:t xml:space="preserve">Backend /api/portfolio → AsyncStorage cache local</w:t>
+      </w:r>
+    </w:p>
+    <w:bookmarkEnd w:id="14"/>
+    <w:bookmarkStart w:id="15" w:name="watchlist-datos"/>
+    <w:p>
+      <w:pPr>
+        <w:pStyle w:val="Heading3"/>
+      </w:pPr>
+      <w:r>
+        <w:t xml:space="preserve">Watchlist datos</w:t>
+      </w:r>
+    </w:p>
+    <w:p>
+      <w:pPr>
+        <w:pStyle w:val="SourceCode"/>
+      </w:pPr>
+      <w:r>
+        <w:rPr>
+          <w:rStyle w:val="VerbatimChar"/>
+        </w:rPr>
+        <w:t xml:space="preserve">Backend /api/watchlists → AsyncStorage cache local</w:t>
+      </w:r>
+    </w:p>
+    <w:bookmarkEnd w:id="15"/>
+    <w:bookmarkStart w:id="16" w:name="logos-crypto"/>
+    <w:p>
+      <w:pPr>
+        <w:pStyle w:val="Heading3"/>
+      </w:pPr>
+      <w:r>
+        <w:t xml:space="preserve">Logos crypto</w:t>
+      </w:r>
+    </w:p>
+    <w:p>
+      <w:pPr>
+        <w:pStyle w:val="SourceCode"/>
+      </w:pPr>
+      <w:r>
+        <w:rPr>
+          <w:rStyle w:val="VerbatimChar"/>
+        </w:rPr>
+        <w:t xml:space="preserve">assets.js URL fija → CoinCap → círculo con iniciales</w:t>
+      </w:r>
+    </w:p>
+    <w:bookmarkEnd w:id="16"/>
+    <w:bookmarkStart w:id="17" w:name="logos-accionesetfs"/>
+    <w:p>
+      <w:pPr>
+        <w:pStyle w:val="Heading3"/>
+      </w:pPr>
+      <w:r>
+        <w:t xml:space="preserve">Logos acciones/ETFs</w:t>
+      </w:r>
+    </w:p>
+    <w:p>
+      <w:pPr>
+        <w:pStyle w:val="SourceCode"/>
+      </w:pPr>
+      <w:r>
+        <w:rPr>
+          <w:rStyle w:val="VerbatimChar"/>
+        </w:rPr>
+        <w:t xml:space="preserve">assets.js URL fija → FMP → Clearbit (30 dominios) → círculo con iniciales</w:t>
+      </w:r>
+    </w:p>
+    <w:bookmarkEnd w:id="17"/>
+    <w:bookmarkEnd w:id="18"/>
+    <w:bookmarkStart w:id="21" w:name="cadena-pwa"/>
+    <w:p>
+      <w:pPr>
+        <w:pStyle w:val="Heading2"/>
+      </w:pPr>
+      <w:r>
+        <w:t xml:space="preserve">CADENA PWA</w:t>
+      </w:r>
+    </w:p>
+    <w:bookmarkStart w:id="19" w:name="precios-crypto-1"/>
+    <w:p>
+      <w:pPr>
+        <w:pStyle w:val="Heading3"/>
+      </w:pPr>
+      <w:r>
+        <w:t xml:space="preserve">Precios crypto</w:t>
+      </w:r>
+    </w:p>
+    <w:p>
+      <w:pPr>
+        <w:pStyle w:val="SourceCode"/>
+      </w:pPr>
+      <w:r>
+        <w:rPr>
+          <w:rStyle w:val="VerbatimChar"/>
+        </w:rPr>
+        <w:t xml:space="preserve">Binance directo (browser) → /api/crypto-prices (backend)</w:t>
+      </w:r>
+    </w:p>
+    <w:bookmarkEnd w:id="19"/>
+    <w:bookmarkStart w:id="20" w:name="precios-stocksetfsetc"/>
+    <w:p>
+      <w:pPr>
+        <w:pStyle w:val="Heading3"/>
+      </w:pPr>
+      <w:r>
+        <w:t xml:space="preserve">Precios stocks/ETFs/etc</w:t>
+      </w:r>
+    </w:p>
+    <w:p>
+      <w:pPr>
+        <w:pStyle w:val="SourceCode"/>
+      </w:pPr>
+      <w:r>
+        <w:rPr>
+          <w:rStyle w:val="VerbatimChar"/>
+        </w:rPr>
+        <w:t xml:space="preserve">Yahoo via Railway proxy → sin fallback</w:t>
       </w:r>
     </w:p>
     <w:p>
@@ -69,8 +290,9 @@
         </w:pict>
       </w:r>
     </w:p>
-    <w:bookmarkEnd w:id="9"/>
-    <w:bookmarkStart w:id="17" w:name="fuentes-de-datos"/>
+    <w:bookmarkEnd w:id="20"/>
+    <w:bookmarkEnd w:id="21"/>
+    <w:bookmarkStart w:id="29" w:name="fuentes-de-datos"/>
     <w:p>
       <w:pPr>
         <w:pStyle w:val="Heading2"/>
@@ -79,7 +301,7 @@
         <w:t xml:space="preserve">FUENTES DE DATOS</w:t>
       </w:r>
     </w:p>
-    <w:bookmarkStart w:id="10" w:name="fuente-1-binance"/>
+    <w:bookmarkStart w:id="22" w:name="fuente-1-binance"/>
     <w:p>
       <w:pPr>
         <w:pStyle w:val="Heading3"/>
@@ -97,10 +319,6 @@
         </w:numPr>
       </w:pPr>
       <w:r>
-        <w:rPr>
-          <w:b/>
-          <w:bCs/>
-        </w:rPr>
         <w:t xml:space="preserve">URL:</w:t>
       </w:r>
       <w:r>
@@ -110,7 +328,7 @@
         <w:rPr>
           <w:rStyle w:val="VerbatimChar"/>
         </w:rPr>
-        <w:t xml:space="preserve">https://api.binance.com/api/v3/ticker/price</w:t>
+        <w:t xml:space="preserve">api.binance.com/api/v3/ticker/price</w:t>
       </w:r>
     </w:p>
     <w:p>
@@ -122,17 +340,7 @@
         </w:numPr>
       </w:pPr>
       <w:r>
-        <w:rPr>
-          <w:b/>
-          <w:bCs/>
-        </w:rPr>
-        <w:t xml:space="preserve">API key:</w:t>
-      </w:r>
-      <w:r>
-        <w:t xml:space="preserve"> </w:t>
-      </w:r>
-      <w:r>
-        <w:t xml:space="preserve">NO requiere</w:t>
+        <w:t xml:space="preserve">API key: NO</w:t>
       </w:r>
     </w:p>
     <w:p>
@@ -144,17 +352,7 @@
         </w:numPr>
       </w:pPr>
       <w:r>
-        <w:rPr>
-          <w:b/>
-          <w:bCs/>
-        </w:rPr>
-        <w:t xml:space="preserve">Estado:</w:t>
-      </w:r>
-      <w:r>
-        <w:t xml:space="preserve"> </w:t>
-      </w:r>
-      <w:r>
-        <w:t xml:space="preserve">FALLA en Railway desde 18/04/2026 (bloqueo IP). Alerta BN-002 activa.</w:t>
+        <w:t xml:space="preserve">Estado: FALLA en Railway desde 18/04/2026. Funciona desde celular/browser.</w:t>
       </w:r>
     </w:p>
     <w:p>
@@ -166,10 +364,6 @@
         </w:numPr>
       </w:pPr>
       <w:r>
-        <w:rPr>
-          <w:b/>
-          <w:bCs/>
-        </w:rPr>
         <w:t xml:space="preserve">Escribe en:</w:t>
       </w:r>
       <w:r>
@@ -181,37 +375,9 @@
         </w:rPr>
         <w:t xml:space="preserve">cryptoCache[sym]</w:t>
       </w:r>
-      <w:r>
-        <w:t xml:space="preserve"> </w:t>
-      </w:r>
-      <w:r>
-        <w:t xml:space="preserve">L170</w:t>
-      </w:r>
-    </w:p>
-    <w:p>
-      <w:pPr>
-        <w:pStyle w:val="Compact"/>
-        <w:numPr>
-          <w:ilvl w:val="0"/>
-          <w:numId w:val="1001"/>
-        </w:numPr>
-      </w:pPr>
-      <w:r>
-        <w:rPr>
-          <w:b/>
-          <w:bCs/>
-        </w:rPr>
-        <w:t xml:space="preserve">Funciona desde:</w:t>
-      </w:r>
-      <w:r>
-        <w:t xml:space="preserve"> </w:t>
-      </w:r>
-      <w:r>
-        <w:t xml:space="preserve">browser del usuario (PWA y Nativa)</w:t>
-      </w:r>
-    </w:p>
-    <w:bookmarkEnd w:id="10"/>
-    <w:bookmarkStart w:id="11" w:name="fuente-2-cryptocompare"/>
+    </w:p>
+    <w:bookmarkEnd w:id="22"/>
+    <w:bookmarkStart w:id="23" w:name="fuente-2-cryptocompare"/>
     <w:p>
       <w:pPr>
         <w:pStyle w:val="Heading3"/>
@@ -229,10 +395,6 @@
         </w:numPr>
       </w:pPr>
       <w:r>
-        <w:rPr>
-          <w:b/>
-          <w:bCs/>
-        </w:rPr>
         <w:t xml:space="preserve">URL:</w:t>
       </w:r>
       <w:r>
@@ -242,7 +404,7 @@
         <w:rPr>
           <w:rStyle w:val="VerbatimChar"/>
         </w:rPr>
-        <w:t xml:space="preserve">https://min-api.cryptocompare.com/data/pricemulti</w:t>
+        <w:t xml:space="preserve">min-api.cryptocompare.com/data/pricemulti</w:t>
       </w:r>
     </w:p>
     <w:p>
@@ -254,17 +416,7 @@
         </w:numPr>
       </w:pPr>
       <w:r>
-        <w:rPr>
-          <w:b/>
-          <w:bCs/>
-        </w:rPr>
-        <w:t xml:space="preserve">API key:</w:t>
-      </w:r>
-      <w:r>
-        <w:t xml:space="preserve"> </w:t>
-      </w:r>
-      <w:r>
-        <w:t xml:space="preserve">Sí, via header</w:t>
+        <w:t xml:space="preserve">API key: Sí, header</w:t>
       </w:r>
       <w:r>
         <w:t xml:space="preserve"> </w:t>
@@ -274,9 +426,6 @@
           <w:rStyle w:val="VerbatimChar"/>
         </w:rPr>
         <w:t xml:space="preserve">authorization: Apikey ${CRYPTOCOMPARE_KEY}</w:t>
-      </w:r>
-      <w:r>
-        <w:t xml:space="preserve">. Env var en Railway configurada 21/04/2026.</w:t>
       </w:r>
     </w:p>
     <w:p>
@@ -288,17 +437,7 @@
         </w:numPr>
       </w:pPr>
       <w:r>
-        <w:rPr>
-          <w:b/>
-          <w:bCs/>
-        </w:rPr>
-        <w:t xml:space="preserve">Límite:</w:t>
-      </w:r>
-      <w:r>
-        <w:t xml:space="preserve"> </w:t>
-      </w:r>
-      <w:r>
-        <w:t xml:space="preserve">100.000 calls/mes (plan gratuito con key)</w:t>
+        <w:t xml:space="preserve">Límite: 100k calls/mes con key</w:t>
       </w:r>
     </w:p>
     <w:p>
@@ -310,17 +449,7 @@
         </w:numPr>
       </w:pPr>
       <w:r>
-        <w:rPr>
-          <w:b/>
-          <w:bCs/>
-        </w:rPr>
-        <w:t xml:space="preserve">Contador:</w:t>
-      </w:r>
-      <w:r>
-        <w:t xml:space="preserve"> </w:t>
-      </w:r>
-      <w:r>
-        <w:t xml:space="preserve">Persistido en Supabase</w:t>
+        <w:t xml:space="preserve">Contador: Supabase</w:t>
       </w:r>
       <w:r>
         <w:t xml:space="preserve"> </w:t>
@@ -332,19 +461,7 @@
         <w:t xml:space="preserve">system_config</w:t>
       </w:r>
       <w:r>
-        <w:t xml:space="preserve"> </w:t>
-      </w:r>
-      <w:r>
-        <w:t xml:space="preserve">key</w:t>
-      </w:r>
-      <w:r>
-        <w:t xml:space="preserve"> </w:t>
-      </w:r>
-      <w:r>
-        <w:rPr>
-          <w:rStyle w:val="VerbatimChar"/>
-        </w:rPr>
-        <w:t xml:space="preserve">cc_monthly_calls</w:t>
+        <w:t xml:space="preserve">, alertas 80k/95k</w:t>
       </w:r>
     </w:p>
     <w:p>
@@ -356,108 +473,11 @@
         </w:numPr>
       </w:pPr>
       <w:r>
-        <w:rPr>
-          <w:b/>
-          <w:bCs/>
-        </w:rPr>
-        <w:t xml:space="preserve">Alertas límite:</w:t>
-      </w:r>
-      <w:r>
-        <w:t xml:space="preserve"> </w:t>
-      </w:r>
-      <w:r>
-        <w:t xml:space="preserve">80k (80%) y 95k (95%) por WhatsApp, una vez por mes</w:t>
-      </w:r>
-    </w:p>
-    <w:p>
-      <w:pPr>
-        <w:pStyle w:val="Compact"/>
-        <w:numPr>
-          <w:ilvl w:val="0"/>
-          <w:numId w:val="1002"/>
-        </w:numPr>
-      </w:pPr>
-      <w:r>
-        <w:rPr>
-          <w:b/>
-          <w:bCs/>
-        </w:rPr>
-        <w:t xml:space="preserve">Reset:</w:t>
-      </w:r>
-      <w:r>
-        <w:t xml:space="preserve"> </w:t>
-      </w:r>
-      <w:r>
-        <w:t xml:space="preserve">Día 1 cada mes 00:00 AR (cron</w:t>
-      </w:r>
-      <w:r>
-        <w:t xml:space="preserve"> </w:t>
-      </w:r>
-      <w:r>
-        <w:rPr>
-          <w:rStyle w:val="VerbatimChar"/>
-        </w:rPr>
-        <w:t xml:space="preserve">0 3 1 * *</w:t>
-      </w:r>
-      <w:r>
-        <w:t xml:space="preserve">)</w:t>
-      </w:r>
-    </w:p>
-    <w:p>
-      <w:pPr>
-        <w:pStyle w:val="Compact"/>
-        <w:numPr>
-          <w:ilvl w:val="0"/>
-          <w:numId w:val="1002"/>
-        </w:numPr>
-      </w:pPr>
-      <w:r>
-        <w:rPr>
-          <w:b/>
-          <w:bCs/>
-        </w:rPr>
-        <w:t xml:space="preserve">Escribe en:</w:t>
-      </w:r>
-      <w:r>
-        <w:t xml:space="preserve"> </w:t>
-      </w:r>
-      <w:r>
-        <w:rPr>
-          <w:rStyle w:val="VerbatimChar"/>
-        </w:rPr>
-        <w:t xml:space="preserve">cryptoCache[sym]</w:t>
-      </w:r>
-      <w:r>
-        <w:t xml:space="preserve"> </w:t>
-      </w:r>
-      <w:r>
-        <w:t xml:space="preserve">L189</w:t>
-      </w:r>
-    </w:p>
-    <w:p>
-      <w:pPr>
-        <w:pStyle w:val="Compact"/>
-        <w:numPr>
-          <w:ilvl w:val="0"/>
-          <w:numId w:val="1002"/>
-        </w:numPr>
-      </w:pPr>
-      <w:r>
-        <w:rPr>
-          <w:b/>
-          <w:bCs/>
-        </w:rPr>
-        <w:t xml:space="preserve">Estado:</w:t>
-      </w:r>
-      <w:r>
-        <w:t xml:space="preserve"> </w:t>
-      </w:r>
-      <w:r>
-        <w:t xml:space="preserve">ACTIVA como fuente primaria desde 18/04/2026</w:t>
-      </w:r>
-    </w:p>
-    <w:bookmarkEnd w:id="11"/>
-    <w:bookmarkStart w:id="12" w:name="fuente-3-kraken"/>
+        <w:t xml:space="preserve">Estado: ACTIVA como primaria desde 18/04/2026</w:t>
+      </w:r>
+    </w:p>
+    <w:bookmarkEnd w:id="23"/>
+    <w:bookmarkStart w:id="24" w:name="fuente-3-kraken"/>
     <w:p>
       <w:pPr>
         <w:pStyle w:val="Heading3"/>
@@ -475,10 +495,6 @@
         </w:numPr>
       </w:pPr>
       <w:r>
-        <w:rPr>
-          <w:b/>
-          <w:bCs/>
-        </w:rPr>
         <w:t xml:space="preserve">URL:</w:t>
       </w:r>
       <w:r>
@@ -488,7 +504,7 @@
         <w:rPr>
           <w:rStyle w:val="VerbatimChar"/>
         </w:rPr>
-        <w:t xml:space="preserve">https://api.kraken.com/0/public/Ticker</w:t>
+        <w:t xml:space="preserve">api.kraken.com/0/public/Ticker</w:t>
       </w:r>
     </w:p>
     <w:p>
@@ -500,17 +516,7 @@
         </w:numPr>
       </w:pPr>
       <w:r>
-        <w:rPr>
-          <w:b/>
-          <w:bCs/>
-        </w:rPr>
-        <w:t xml:space="preserve">API key:</w:t>
-      </w:r>
-      <w:r>
-        <w:t xml:space="preserve"> </w:t>
-      </w:r>
-      <w:r>
-        <w:t xml:space="preserve">NO requiere</w:t>
+        <w:t xml:space="preserve">API key: NO</w:t>
       </w:r>
     </w:p>
     <w:p>
@@ -522,83 +528,7 @@
         </w:numPr>
       </w:pPr>
       <w:r>
-        <w:rPr>
-          <w:b/>
-          <w:bCs/>
-        </w:rPr>
-        <w:t xml:space="preserve">Mapeo tickers:</w:t>
-      </w:r>
-    </w:p>
-    <w:p>
-      <w:pPr>
-        <w:pStyle w:val="Compact"/>
-        <w:numPr>
-          <w:ilvl w:val="1"/>
-          <w:numId w:val="1004"/>
-        </w:numPr>
-      </w:pPr>
-      <w:r>
-        <w:t xml:space="preserve">BTC → XXBTZUSD</w:t>
-      </w:r>
-    </w:p>
-    <w:p>
-      <w:pPr>
-        <w:pStyle w:val="Compact"/>
-        <w:numPr>
-          <w:ilvl w:val="1"/>
-          <w:numId w:val="1004"/>
-        </w:numPr>
-      </w:pPr>
-      <w:r>
-        <w:t xml:space="preserve">ETH → XETHZUSD</w:t>
-      </w:r>
-    </w:p>
-    <w:p>
-      <w:pPr>
-        <w:pStyle w:val="Compact"/>
-        <w:numPr>
-          <w:ilvl w:val="1"/>
-          <w:numId w:val="1004"/>
-        </w:numPr>
-      </w:pPr>
-      <w:r>
-        <w:t xml:space="preserve">XRP → XXRPZUSD</w:t>
-      </w:r>
-    </w:p>
-    <w:p>
-      <w:pPr>
-        <w:pStyle w:val="Compact"/>
-        <w:numPr>
-          <w:ilvl w:val="1"/>
-          <w:numId w:val="1004"/>
-        </w:numPr>
-      </w:pPr>
-      <w:r>
-        <w:t xml:space="preserve">LTC → XLTCZUSD</w:t>
-      </w:r>
-    </w:p>
-    <w:p>
-      <w:pPr>
-        <w:pStyle w:val="Compact"/>
-        <w:numPr>
-          <w:ilvl w:val="1"/>
-          <w:numId w:val="1004"/>
-        </w:numPr>
-      </w:pPr>
-      <w:r>
-        <w:t xml:space="preserve">DOGE → XDGUSD</w:t>
-      </w:r>
-    </w:p>
-    <w:p>
-      <w:pPr>
-        <w:pStyle w:val="Compact"/>
-        <w:numPr>
-          <w:ilvl w:val="1"/>
-          <w:numId w:val="1004"/>
-        </w:numPr>
-      </w:pPr>
-      <w:r>
-        <w:t xml:space="preserve">Resto → SIMBOLOUSD</w:t>
+        <w:t xml:space="preserve">Mapeo: BTC→XXBTZUSD, ETH→XETHZUSD, XRP→XXRPZUSD, LTC→XLTCZUSD, DOGE→XDGUSD</w:t>
       </w:r>
     </w:p>
     <w:p>
@@ -610,17 +540,17 @@
         </w:numPr>
       </w:pPr>
       <w:r>
-        <w:rPr>
-          <w:b/>
-          <w:bCs/>
-        </w:rPr>
-        <w:t xml:space="preserve">Sin cobertura (4):</w:t>
-      </w:r>
-      <w:r>
-        <w:t xml:space="preserve"> </w:t>
-      </w:r>
-      <w:r>
-        <w:t xml:space="preserve">FTM, MKR, ROSE, THETA → saltan a CoinGecko</w:t>
+        <w:t xml:space="preserve">Sin cobertura: FTM, MKR, ROSE, THETA → saltan a CoinGecko</w:t>
+      </w:r>
+    </w:p>
+    <w:bookmarkEnd w:id="24"/>
+    <w:bookmarkStart w:id="25" w:name="fuente-4-coingecko"/>
+    <w:p>
+      <w:pPr>
+        <w:pStyle w:val="Heading3"/>
+      </w:pPr>
+      <w:r>
+        <w:t xml:space="preserve">Fuente 4 — CoinGecko</w:t>
       </w:r>
     </w:p>
     <w:p>
@@ -628,15 +558,11 @@
         <w:pStyle w:val="Compact"/>
         <w:numPr>
           <w:ilvl w:val="0"/>
-          <w:numId w:val="1003"/>
+          <w:numId w:val="1004"/>
         </w:numPr>
       </w:pPr>
       <w:r>
-        <w:rPr>
-          <w:b/>
-          <w:bCs/>
-        </w:rPr>
-        <w:t xml:space="preserve">Escribe en:</w:t>
+        <w:t xml:space="preserve">URL:</w:t>
       </w:r>
       <w:r>
         <w:t xml:space="preserve"> </w:t>
@@ -645,13 +571,7 @@
         <w:rPr>
           <w:rStyle w:val="VerbatimChar"/>
         </w:rPr>
-        <w:t xml:space="preserve">cryptoCache[sym]</w:t>
-      </w:r>
-      <w:r>
-        <w:t xml:space="preserve"> </w:t>
-      </w:r>
-      <w:r>
-        <w:t xml:space="preserve">directamente</w:t>
+        <w:t xml:space="preserve">api.coingecko.com/api/v3/simple/price</w:t>
       </w:r>
     </w:p>
     <w:p>
@@ -659,31 +579,33 @@
         <w:pStyle w:val="Compact"/>
         <w:numPr>
           <w:ilvl w:val="0"/>
-          <w:numId w:val="1003"/>
+          <w:numId w:val="1004"/>
         </w:numPr>
       </w:pPr>
       <w:r>
-        <w:rPr>
-          <w:b/>
-          <w:bCs/>
-        </w:rPr>
-        <w:t xml:space="preserve">Estado:</w:t>
-      </w:r>
-      <w:r>
-        <w:t xml:space="preserve"> </w:t>
-      </w:r>
-      <w:r>
-        <w:t xml:space="preserve">Fallback 2, activa solo si CC falla</w:t>
-      </w:r>
-    </w:p>
-    <w:bookmarkEnd w:id="12"/>
-    <w:bookmarkStart w:id="13" w:name="fuente-4-coingecko"/>
+        <w:t xml:space="preserve">API key: NO</w:t>
+      </w:r>
+    </w:p>
+    <w:p>
+      <w:pPr>
+        <w:pStyle w:val="Compact"/>
+        <w:numPr>
+          <w:ilvl w:val="0"/>
+          <w:numId w:val="1004"/>
+        </w:numPr>
+      </w:pPr>
+      <w:r>
+        <w:t xml:space="preserve">Límite: ~10k calls/mes</w:t>
+      </w:r>
+    </w:p>
+    <w:bookmarkEnd w:id="25"/>
+    <w:bookmarkStart w:id="26" w:name="fuente-5-yahoo-finance"/>
     <w:p>
       <w:pPr>
         <w:pStyle w:val="Heading3"/>
       </w:pPr>
       <w:r>
-        <w:t xml:space="preserve">Fuente 4 — CoinGecko</w:t>
+        <w:t xml:space="preserve">Fuente 5 — Yahoo Finance</w:t>
       </w:r>
     </w:p>
     <w:p>
@@ -695,10 +617,6 @@
         </w:numPr>
       </w:pPr>
       <w:r>
-        <w:rPr>
-          <w:b/>
-          <w:bCs/>
-        </w:rPr>
         <w:t xml:space="preserve">URL:</w:t>
       </w:r>
       <w:r>
@@ -708,7 +626,7 @@
         <w:rPr>
           <w:rStyle w:val="VerbatimChar"/>
         </w:rPr>
-        <w:t xml:space="preserve">https://api.coingecko.com/api/v3/simple/price</w:t>
+        <w:t xml:space="preserve">query1.finance.yahoo.com/v8/finance/chart/</w:t>
       </w:r>
     </w:p>
     <w:p>
@@ -720,17 +638,16 @@
         </w:numPr>
       </w:pPr>
       <w:r>
+        <w:t xml:space="preserve">Proxy: Railway</w:t>
+      </w:r>
+      <w:r>
+        <w:t xml:space="preserve"> </w:t>
+      </w:r>
+      <w:r>
         <w:rPr>
-          <w:b/>
-          <w:bCs/>
+          <w:rStyle w:val="VerbatimChar"/>
         </w:rPr>
-        <w:t xml:space="preserve">API key:</w:t>
-      </w:r>
-      <w:r>
-        <w:t xml:space="preserve"> </w:t>
-      </w:r>
-      <w:r>
-        <w:t xml:space="preserve">NO requiere</w:t>
+        <w:t xml:space="preserve">GET /api/yahoo</w:t>
       </w:r>
     </w:p>
     <w:p>
@@ -742,17 +659,7 @@
         </w:numPr>
       </w:pPr>
       <w:r>
-        <w:rPr>
-          <w:b/>
-          <w:bCs/>
-        </w:rPr>
-        <w:t xml:space="preserve">Límite:</w:t>
-      </w:r>
-      <w:r>
-        <w:t xml:space="preserve"> </w:t>
-      </w:r>
-      <w:r>
-        <w:t xml:space="preserve">~10.000 calls/mes (plan gratuito)</w:t>
+        <w:t xml:space="preserve">Directo: desde celular/browser (fallback Build 15)</w:t>
       </w:r>
     </w:p>
     <w:p>
@@ -764,64 +671,17 @@
         </w:numPr>
       </w:pPr>
       <w:r>
-        <w:rPr>
-          <w:b/>
-          <w:bCs/>
-        </w:rPr>
-        <w:t xml:space="preserve">Mapeo:</w:t>
-      </w:r>
-      <w:r>
-        <w:t xml:space="preserve"> </w:t>
-      </w:r>
-      <w:r>
-        <w:t xml:space="preserve">Usa</w:t>
-      </w:r>
-      <w:r>
-        <w:t xml:space="preserve"> </w:t>
-      </w:r>
-      <w:r>
-        <w:rPr>
-          <w:rStyle w:val="VerbatimChar"/>
-        </w:rPr>
-        <w:t xml:space="preserve">COINGECKO_IDS</w:t>
-      </w:r>
-      <w:r>
-        <w:t xml:space="preserve"> </w:t>
-      </w:r>
-      <w:r>
-        <w:t xml:space="preserve">(L85-102 server.js)</w:t>
-      </w:r>
-    </w:p>
-    <w:p>
-      <w:pPr>
-        <w:pStyle w:val="Compact"/>
-        <w:numPr>
-          <w:ilvl w:val="0"/>
-          <w:numId w:val="1005"/>
-        </w:numPr>
-      </w:pPr>
-      <w:r>
-        <w:rPr>
-          <w:b/>
-          <w:bCs/>
-        </w:rPr>
-        <w:t xml:space="preserve">Estado:</w:t>
-      </w:r>
-      <w:r>
-        <w:t xml:space="preserve"> </w:t>
-      </w:r>
-      <w:r>
-        <w:t xml:space="preserve">Fallback 3, activa solo si CC y Kraken fallan</w:t>
-      </w:r>
-    </w:p>
-    <w:bookmarkEnd w:id="13"/>
-    <w:bookmarkStart w:id="14" w:name="fuente-5-yahoo-finance"/>
+        <w:t xml:space="preserve">API key: NO</w:t>
+      </w:r>
+    </w:p>
+    <w:bookmarkEnd w:id="26"/>
+    <w:bookmarkStart w:id="27" w:name="fuente-6-alpha-vantage"/>
     <w:p>
       <w:pPr>
         <w:pStyle w:val="Heading3"/>
       </w:pPr>
       <w:r>
-        <w:t xml:space="preserve">Fuente 5 — Yahoo Finance</w:t>
+        <w:t xml:space="preserve">Fuente 6 — Alpha Vantage</w:t>
       </w:r>
     </w:p>
     <w:p>
@@ -833,10 +693,6 @@
         </w:numPr>
       </w:pPr>
       <w:r>
-        <w:rPr>
-          <w:b/>
-          <w:bCs/>
-        </w:rPr>
         <w:t xml:space="preserve">URL:</w:t>
       </w:r>
       <w:r>
@@ -846,7 +702,7 @@
         <w:rPr>
           <w:rStyle w:val="VerbatimChar"/>
         </w:rPr>
-        <w:t xml:space="preserve">https://query1.finance.yahoo.com/v8/finance/chart/</w:t>
+        <w:t xml:space="preserve">alphavantage.co/query</w:t>
       </w:r>
     </w:p>
     <w:p>
@@ -858,26 +714,16 @@
         </w:numPr>
       </w:pPr>
       <w:r>
-        <w:rPr>
-          <w:b/>
-          <w:bCs/>
-        </w:rPr>
-        <w:t xml:space="preserve">Proxy:</w:t>
-      </w:r>
-      <w:r>
-        <w:t xml:space="preserve"> </w:t>
-      </w:r>
-      <w:r>
-        <w:t xml:space="preserve">Via Railway</w:t>
-      </w:r>
-      <w:r>
-        <w:t xml:space="preserve"> </w:t>
+        <w:t xml:space="preserve">API key: Sí (</w:t>
       </w:r>
       <w:r>
         <w:rPr>
           <w:rStyle w:val="VerbatimChar"/>
         </w:rPr>
-        <w:t xml:space="preserve">GET /api/yahoo?symbol=X</w:t>
+        <w:t xml:space="preserve">ALPHA_KEY</w:t>
+      </w:r>
+      <w:r>
+        <w:t xml:space="preserve">)</w:t>
       </w:r>
     </w:p>
     <w:p>
@@ -889,49 +735,17 @@
         </w:numPr>
       </w:pPr>
       <w:r>
-        <w:rPr>
-          <w:b/>
-          <w:bCs/>
-        </w:rPr>
-        <w:t xml:space="preserve">API key:</w:t>
-      </w:r>
-      <w:r>
-        <w:t xml:space="preserve"> </w:t>
-      </w:r>
-      <w:r>
-        <w:t xml:space="preserve">NO requiere</w:t>
-      </w:r>
-    </w:p>
-    <w:p>
-      <w:pPr>
-        <w:pStyle w:val="Compact"/>
-        <w:numPr>
-          <w:ilvl w:val="0"/>
-          <w:numId w:val="1006"/>
-        </w:numPr>
-      </w:pPr>
-      <w:r>
-        <w:rPr>
-          <w:b/>
-          <w:bCs/>
-        </w:rPr>
-        <w:t xml:space="preserve">Uso:</w:t>
-      </w:r>
-      <w:r>
-        <w:t xml:space="preserve"> </w:t>
-      </w:r>
-      <w:r>
-        <w:t xml:space="preserve">Stocks, ETFs, Bonos, Commodities, Metales, Divisas, Materias Primas + Motor IA todos los activos</w:t>
-      </w:r>
-    </w:p>
-    <w:bookmarkEnd w:id="14"/>
-    <w:bookmarkStart w:id="15" w:name="fuente-6-alpha-vantage"/>
+        <w:t xml:space="preserve">Límite: 25 calls/min</w:t>
+      </w:r>
+    </w:p>
+    <w:bookmarkEnd w:id="27"/>
+    <w:bookmarkStart w:id="28" w:name="cache-emergencia"/>
     <w:p>
       <w:pPr>
         <w:pStyle w:val="Heading3"/>
       </w:pPr>
       <w:r>
-        <w:t xml:space="preserve">Fuente 6 — Alpha Vantage</w:t>
+        <w:t xml:space="preserve">Cache emergencia</w:t>
       </w:r>
     </w:p>
     <w:p>
@@ -943,20 +757,7 @@
         </w:numPr>
       </w:pPr>
       <w:r>
-        <w:rPr>
-          <w:b/>
-          <w:bCs/>
-        </w:rPr>
-        <w:t xml:space="preserve">URL:</w:t>
-      </w:r>
-      <w:r>
-        <w:t xml:space="preserve"> </w:t>
-      </w:r>
-      <w:r>
-        <w:rPr>
-          <w:rStyle w:val="VerbatimChar"/>
-        </w:rPr>
-        <w:t xml:space="preserve">https://www.alphavantage.co/query</w:t>
+        <w:t xml:space="preserve">TTL: 30 min</w:t>
       </w:r>
     </w:p>
     <w:p>
@@ -968,179 +769,7 @@
         </w:numPr>
       </w:pPr>
       <w:r>
-        <w:rPr>
-          <w:b/>
-          <w:bCs/>
-        </w:rPr>
-        <w:t xml:space="preserve">API key:</w:t>
-      </w:r>
-      <w:r>
-        <w:t xml:space="preserve"> </w:t>
-      </w:r>
-      <w:r>
-        <w:t xml:space="preserve">Sí, env var</w:t>
-      </w:r>
-      <w:r>
-        <w:t xml:space="preserve"> </w:t>
-      </w:r>
-      <w:r>
-        <w:rPr>
-          <w:rStyle w:val="VerbatimChar"/>
-        </w:rPr>
-        <w:t xml:space="preserve">ALPHA_KEY</w:t>
-      </w:r>
-      <w:r>
-        <w:t xml:space="preserve"> </w:t>
-      </w:r>
-      <w:r>
-        <w:t xml:space="preserve">en Railway</w:t>
-      </w:r>
-    </w:p>
-    <w:p>
-      <w:pPr>
-        <w:pStyle w:val="Compact"/>
-        <w:numPr>
-          <w:ilvl w:val="0"/>
-          <w:numId w:val="1007"/>
-        </w:numPr>
-      </w:pPr>
-      <w:r>
-        <w:rPr>
-          <w:b/>
-          <w:bCs/>
-        </w:rPr>
-        <w:t xml:space="preserve">Límite:</w:t>
-      </w:r>
-      <w:r>
-        <w:t xml:space="preserve"> </w:t>
-      </w:r>
-      <w:r>
-        <w:t xml:space="preserve">25 calls/min</w:t>
-      </w:r>
-    </w:p>
-    <w:p>
-      <w:pPr>
-        <w:pStyle w:val="Compact"/>
-        <w:numPr>
-          <w:ilvl w:val="0"/>
-          <w:numId w:val="1007"/>
-        </w:numPr>
-      </w:pPr>
-      <w:r>
-        <w:rPr>
-          <w:b/>
-          <w:bCs/>
-        </w:rPr>
-        <w:t xml:space="preserve">Uso:</w:t>
-      </w:r>
-      <w:r>
-        <w:t xml:space="preserve"> </w:t>
-      </w:r>
-      <w:r>
-        <w:t xml:space="preserve">Precios acciones en</w:t>
-      </w:r>
-      <w:r>
-        <w:t xml:space="preserve"> </w:t>
-      </w:r>
-      <w:r>
-        <w:rPr>
-          <w:rStyle w:val="VerbatimChar"/>
-        </w:rPr>
-        <w:t xml:space="preserve">checkAlertas</w:t>
-      </w:r>
-      <w:r>
-        <w:t xml:space="preserve"> </w:t>
-      </w:r>
-      <w:r>
-        <w:t xml:space="preserve">(backend)</w:t>
-      </w:r>
-    </w:p>
-    <w:bookmarkEnd w:id="15"/>
-    <w:bookmarkStart w:id="16" w:name="cache-de-emergencia"/>
-    <w:p>
-      <w:pPr>
-        <w:pStyle w:val="Heading3"/>
-      </w:pPr>
-      <w:r>
-        <w:t xml:space="preserve">Cache de emergencia</w:t>
-      </w:r>
-    </w:p>
-    <w:p>
-      <w:pPr>
-        <w:pStyle w:val="Compact"/>
-        <w:numPr>
-          <w:ilvl w:val="0"/>
-          <w:numId w:val="1008"/>
-        </w:numPr>
-      </w:pPr>
-      <w:r>
-        <w:rPr>
-          <w:b/>
-          <w:bCs/>
-        </w:rPr>
-        <w:t xml:space="preserve">TTL:</w:t>
-      </w:r>
-      <w:r>
-        <w:t xml:space="preserve"> </w:t>
-      </w:r>
-      <w:r>
-        <w:t xml:space="preserve">30 minutos (</w:t>
-      </w:r>
-      <w:r>
-        <w:rPr>
-          <w:rStyle w:val="VerbatimChar"/>
-        </w:rPr>
-        <w:t xml:space="preserve">CRYPTO_CACHE_EMERGENCY_TTL = 1800000</w:t>
-      </w:r>
-      <w:r>
-        <w:t xml:space="preserve">)</w:t>
-      </w:r>
-    </w:p>
-    <w:p>
-      <w:pPr>
-        <w:pStyle w:val="Compact"/>
-        <w:numPr>
-          <w:ilvl w:val="0"/>
-          <w:numId w:val="1008"/>
-        </w:numPr>
-      </w:pPr>
-      <w:r>
-        <w:rPr>
-          <w:b/>
-          <w:bCs/>
-        </w:rPr>
-        <w:t xml:space="preserve">Cuándo:</w:t>
-      </w:r>
-      <w:r>
-        <w:t xml:space="preserve"> </w:t>
-      </w:r>
-      <w:r>
-        <w:t xml:space="preserve">Solo si las 4 fuentes anteriores fallan</w:t>
-      </w:r>
-    </w:p>
-    <w:p>
-      <w:pPr>
-        <w:pStyle w:val="Compact"/>
-        <w:numPr>
-          <w:ilvl w:val="0"/>
-          <w:numId w:val="1008"/>
-        </w:numPr>
-      </w:pPr>
-      <w:r>
-        <w:rPr>
-          <w:b/>
-          <w:bCs/>
-        </w:rPr>
-        <w:t xml:space="preserve">Marca:</w:t>
-      </w:r>
-      <w:r>
-        <w:t xml:space="preserve"> </w:t>
-      </w:r>
-      <w:r>
-        <w:rPr>
-          <w:rStyle w:val="VerbatimChar"/>
-        </w:rPr>
-        <w:t xml:space="preserve">source: 'cache', stale: true</w:t>
+        <w:t xml:space="preserve">Solo si todas las fuentes fallan</w:t>
       </w:r>
     </w:p>
     <w:p>
@@ -1150,339 +779,404 @@
         </w:pict>
       </w:r>
     </w:p>
-    <w:bookmarkEnd w:id="16"/>
-    <w:bookmarkEnd w:id="17"/>
-    <w:bookmarkStart w:id="18" w:name="cadena-pwa"/>
+    <w:bookmarkEnd w:id="28"/>
+    <w:bookmarkEnd w:id="29"/>
+    <w:bookmarkStart w:id="33" w:name="logos"/>
     <w:p>
       <w:pPr>
         <w:pStyle w:val="Heading2"/>
       </w:pPr>
       <w:r>
-        <w:t xml:space="preserve">CADENA PWA</w:t>
-      </w:r>
-    </w:p>
-    <w:p>
-      <w:pPr>
-        <w:pStyle w:val="SourceCode"/>
-      </w:pPr>
-      <w:r>
-        <w:rPr>
-          <w:rStyle w:val="VerbatimChar"/>
-        </w:rPr>
-        <w:t xml:space="preserve">Binance directo (browser del usuario)</w:t>
-      </w:r>
-      <w:r>
-        <w:br/>
-      </w:r>
-      <w:r>
-        <w:rPr>
-          <w:rStyle w:val="VerbatimChar"/>
-        </w:rPr>
-        <w:t xml:space="preserve">  ↓ si falla (catch)</w:t>
-      </w:r>
-      <w:r>
-        <w:br/>
-      </w:r>
-      <w:r>
-        <w:rPr>
-          <w:rStyle w:val="VerbatimChar"/>
-        </w:rPr>
-        <w:t xml:space="preserve">fetch /api/crypto-prices (Railway backend)</w:t>
-      </w:r>
-      <w:r>
-        <w:br/>
-      </w:r>
-      <w:r>
-        <w:rPr>
-          <w:rStyle w:val="VerbatimChar"/>
-        </w:rPr>
-        <w:t xml:space="preserve">  ↓ responde con datos de CC/Kraken/CoinGecko/Cache</w:t>
-      </w:r>
-      <w:r>
-        <w:br/>
-      </w:r>
-      <w:r>
-        <w:rPr>
-          <w:rStyle w:val="VerbatimChar"/>
-        </w:rPr>
-        <w:t xml:space="preserve">Actualiza DOM + window._pcPrices</w:t>
-      </w:r>
-    </w:p>
-    <w:p>
-      <w:pPr>
-        <w:pStyle w:val="FirstParagraph"/>
-      </w:pPr>
-      <w:r>
-        <w:t xml:space="preserve">Archivo: aurex-features.js, commit e314c13</w:t>
-      </w:r>
-    </w:p>
-    <w:bookmarkEnd w:id="18"/>
-    <w:bookmarkStart w:id="19" w:name="cadena-nativa"/>
-    <w:p>
-      <w:pPr>
-        <w:pStyle w:val="Heading2"/>
-      </w:pPr>
-      <w:r>
-        <w:t xml:space="preserve">CADENA NATIVA</w:t>
-      </w:r>
-    </w:p>
-    <w:p>
-      <w:pPr>
-        <w:pStyle w:val="SourceCode"/>
-      </w:pPr>
-      <w:r>
-        <w:rPr>
-          <w:rStyle w:val="VerbatimChar"/>
-        </w:rPr>
-        <w:t xml:space="preserve">Binance directo (celular del usuario)</w:t>
-      </w:r>
-      <w:r>
-        <w:br/>
-      </w:r>
-      <w:r>
-        <w:rPr>
-          <w:rStyle w:val="VerbatimChar"/>
-        </w:rPr>
-        <w:t xml:space="preserve">  ↓ si falla (catch)</w:t>
-      </w:r>
-      <w:r>
-        <w:br/>
-      </w:r>
-      <w:r>
-        <w:rPr>
-          <w:rStyle w:val="VerbatimChar"/>
-        </w:rPr>
-        <w:t xml:space="preserve">fetch /api/crypto-prices (Railway backend)</w:t>
-      </w:r>
-      <w:r>
-        <w:br/>
-      </w:r>
-      <w:r>
-        <w:rPr>
-          <w:rStyle w:val="VerbatimChar"/>
-        </w:rPr>
-        <w:t xml:space="preserve">  ↓ responde con datos de CC/Kraken/CoinGecko/Cache</w:t>
-      </w:r>
-      <w:r>
-        <w:br/>
-      </w:r>
-      <w:r>
-        <w:rPr>
-          <w:rStyle w:val="VerbatimChar"/>
-        </w:rPr>
-        <w:t xml:space="preserve">setPrices() con los precios del backend</w:t>
-      </w:r>
-    </w:p>
-    <w:p>
-      <w:pPr>
-        <w:pStyle w:val="FirstParagraph"/>
-      </w:pPr>
-      <w:r>
-        <w:t xml:space="preserve">Archivos (commit 7874f0f, branch dev):</w:t>
-      </w:r>
-      <w:r>
-        <w:t xml:space="preserve"> </w:t>
-      </w:r>
-      <w:r>
-        <w:t xml:space="preserve">- IAScreen.js L136-159</w:t>
-      </w:r>
-      <w:r>
-        <w:t xml:space="preserve"> </w:t>
-      </w:r>
-      <w:r>
-        <w:t xml:space="preserve">- MercadosScreen.js L359-370</w:t>
-      </w:r>
-      <w:r>
-        <w:t xml:space="preserve"> </w:t>
-      </w:r>
-      <w:r>
-        <w:t xml:space="preserve">- PortfolioScreen.js L125-133 (solo pide missing)</w:t>
-      </w:r>
-    </w:p>
-    <w:p>
-      <w:r>
-        <w:pict>
-          <v:rect style="width:0;height:1.5pt" o:hralign="center" o:hrstd="t" o:hr="t"/>
-        </w:pict>
-      </w:r>
-    </w:p>
-    <w:bookmarkEnd w:id="19"/>
-    <w:bookmarkStart w:id="20" w:name="endpoint-apicrypto-prices"/>
-    <w:p>
-      <w:pPr>
-        <w:pStyle w:val="Heading2"/>
-      </w:pPr>
-      <w:r>
-        <w:t xml:space="preserve">ENDPOINT</w:t>
-      </w:r>
-      <w:r>
-        <w:t xml:space="preserve"> </w:t>
-      </w:r>
-      <w:r>
-        <w:rPr>
-          <w:rStyle w:val="VerbatimChar"/>
-        </w:rPr>
-        <w:t xml:space="preserve">/api/crypto-prices</w:t>
-      </w:r>
-    </w:p>
-    <w:p>
-      <w:pPr>
-        <w:pStyle w:val="Compact"/>
-        <w:numPr>
-          <w:ilvl w:val="0"/>
-          <w:numId w:val="1009"/>
-        </w:numPr>
-      </w:pPr>
-      <w:r>
-        <w:rPr>
-          <w:b/>
-          <w:bCs/>
-        </w:rPr>
-        <w:t xml:space="preserve">URL:</w:t>
-      </w:r>
-      <w:r>
-        <w:t xml:space="preserve"> </w:t>
-      </w:r>
-      <w:r>
-        <w:rPr>
-          <w:rStyle w:val="VerbatimChar"/>
-        </w:rPr>
-        <w:t xml:space="preserve">https://aurex-app-production.up.railway.app/api/crypto-prices</w:t>
-      </w:r>
-    </w:p>
-    <w:p>
-      <w:pPr>
-        <w:pStyle w:val="Compact"/>
-        <w:numPr>
-          <w:ilvl w:val="0"/>
-          <w:numId w:val="1009"/>
-        </w:numPr>
-      </w:pPr>
-      <w:r>
-        <w:rPr>
-          <w:b/>
-          <w:bCs/>
-        </w:rPr>
-        <w:t xml:space="preserve">Método:</w:t>
-      </w:r>
-      <w:r>
-        <w:t xml:space="preserve"> </w:t>
-      </w:r>
-      <w:r>
-        <w:t xml:space="preserve">GET</w:t>
-      </w:r>
-    </w:p>
-    <w:p>
-      <w:pPr>
-        <w:pStyle w:val="Compact"/>
-        <w:numPr>
-          <w:ilvl w:val="0"/>
-          <w:numId w:val="1009"/>
-        </w:numPr>
-      </w:pPr>
-      <w:r>
-        <w:rPr>
-          <w:b/>
-          <w:bCs/>
-        </w:rPr>
-        <w:t xml:space="preserve">Respuesta:</w:t>
-      </w:r>
-      <w:r>
-        <w:t xml:space="preserve"> </w:t>
-      </w:r>
-      <w:r>
-        <w:rPr>
-          <w:rStyle w:val="VerbatimChar"/>
-        </w:rPr>
-        <w:t xml:space="preserve">{ ok: true, source: "cryptocompare", count: 53, prices: { BTC: { price: 75870, source: "cryptocompare", ts: 1713... }, ... } }</w:t>
-      </w:r>
-    </w:p>
-    <w:p>
-      <w:pPr>
-        <w:pStyle w:val="Compact"/>
-        <w:numPr>
-          <w:ilvl w:val="0"/>
-          <w:numId w:val="1009"/>
-        </w:numPr>
-      </w:pPr>
-      <w:r>
-        <w:rPr>
-          <w:b/>
-          <w:bCs/>
-        </w:rPr>
-        <w:t xml:space="preserve">Actualización:</w:t>
-      </w:r>
-      <w:r>
-        <w:t xml:space="preserve"> </w:t>
-      </w:r>
-      <w:r>
-        <w:t xml:space="preserve">Cada 2 min via</w:t>
-      </w:r>
-      <w:r>
-        <w:t xml:space="preserve"> </w:t>
-      </w:r>
-      <w:r>
-        <w:rPr>
-          <w:rStyle w:val="VerbatimChar"/>
-        </w:rPr>
-        <w:t xml:space="preserve">refreshCryptoCache</w:t>
-      </w:r>
-      <w:r>
-        <w:t xml:space="preserve"> </w:t>
-      </w:r>
-      <w:r>
-        <w:t xml:space="preserve">(cron</w:t>
-      </w:r>
-      <w:r>
-        <w:t xml:space="preserve"> </w:t>
-      </w:r>
-      <w:r>
-        <w:rPr>
-          <w:rStyle w:val="VerbatimChar"/>
-        </w:rPr>
-        <w:t xml:space="preserve">*/2 * * * *</w:t>
-      </w:r>
-      <w:r>
-        <w:t xml:space="preserve">) + al boot (5s)</w:t>
-      </w:r>
-    </w:p>
-    <w:p>
-      <w:pPr>
-        <w:pStyle w:val="Compact"/>
-        <w:numPr>
-          <w:ilvl w:val="0"/>
-          <w:numId w:val="1009"/>
-        </w:numPr>
-      </w:pPr>
-      <w:r>
-        <w:rPr>
-          <w:b/>
-          <w:bCs/>
-        </w:rPr>
-        <w:t xml:space="preserve">Sirve a:</w:t>
-      </w:r>
-      <w:r>
-        <w:t xml:space="preserve"> </w:t>
-      </w:r>
-      <w:r>
-        <w:t xml:space="preserve">PWA y Nativa como fallback cuando Binance falla desde el dispositivo</w:t>
-      </w:r>
-    </w:p>
-    <w:p>
-      <w:r>
-        <w:pict>
-          <v:rect style="width:0;height:1.5pt" o:hralign="center" o:hrstd="t" o:hr="t"/>
-        </w:pict>
-      </w:r>
-    </w:p>
-    <w:bookmarkEnd w:id="20"/>
-    <w:bookmarkStart w:id="21" w:name="estado-actual-21042026"/>
-    <w:p>
-      <w:pPr>
-        <w:pStyle w:val="Heading2"/>
-      </w:pPr>
-      <w:r>
-        <w:t xml:space="preserve">ESTADO ACTUAL (21/04/2026)</w:t>
+        <w:t xml:space="preserve">LOGOS</w:t>
+      </w:r>
+    </w:p>
+    <w:bookmarkStart w:id="30" w:name="cryptostable"/>
+    <w:p>
+      <w:pPr>
+        <w:pStyle w:val="Heading3"/>
+      </w:pPr>
+      <w:r>
+        <w:t xml:space="preserve">Crypto/Stable</w:t>
+      </w:r>
+    </w:p>
+    <w:tbl>
+      <w:tblPr>
+        <w:tblStyle w:val="Table"/>
+        <w:tblW w:type="auto" w:w="0"/>
+        <w:tblLook w:firstRow="1" w:lastRow="0" w:firstColumn="0" w:lastColumn="0" w:noHBand="0" w:noVBand="0" w:val="0020"/>
+      </w:tblPr>
+      <w:tblGrid>
+        <w:gridCol w:w="2640"/>
+        <w:gridCol w:w="2640"/>
+        <w:gridCol w:w="2640"/>
+      </w:tblGrid>
+      <w:tr>
+        <w:trPr>
+          <w:tblHeader w:val="on"/>
+        </w:trPr>
+        <w:tc>
+          <w:tcPr/>
+          <w:p>
+            <w:pPr>
+              <w:pStyle w:val="Compact"/>
+            </w:pPr>
+            <w:r>
+              <w:t xml:space="preserve">Prioridad</w:t>
+            </w:r>
+          </w:p>
+        </w:tc>
+        <w:tc>
+          <w:tcPr/>
+          <w:p>
+            <w:pPr>
+              <w:pStyle w:val="Compact"/>
+            </w:pPr>
+            <w:r>
+              <w:t xml:space="preserve">Fuente</w:t>
+            </w:r>
+          </w:p>
+        </w:tc>
+        <w:tc>
+          <w:tcPr/>
+          <w:p>
+            <w:pPr>
+              <w:pStyle w:val="Compact"/>
+            </w:pPr>
+            <w:r>
+              <w:t xml:space="preserve">URL</w:t>
+            </w:r>
+          </w:p>
+        </w:tc>
+      </w:tr>
+      <w:tr>
+        <w:tc>
+          <w:tcPr/>
+          <w:p>
+            <w:pPr>
+              <w:pStyle w:val="Compact"/>
+            </w:pPr>
+            <w:r>
+              <w:t xml:space="preserve">1</w:t>
+            </w:r>
+          </w:p>
+        </w:tc>
+        <w:tc>
+          <w:tcPr/>
+          <w:p>
+            <w:pPr>
+              <w:pStyle w:val="Compact"/>
+            </w:pPr>
+            <w:r>
+              <w:t xml:space="preserve">assets.js</w:t>
+            </w:r>
+          </w:p>
+        </w:tc>
+        <w:tc>
+          <w:tcPr/>
+          <w:p>
+            <w:pPr>
+              <w:pStyle w:val="Compact"/>
+            </w:pPr>
+            <w:r>
+              <w:t xml:space="preserve">URLs CoinGecko images (estáticas)</w:t>
+            </w:r>
+          </w:p>
+        </w:tc>
+      </w:tr>
+      <w:tr>
+        <w:tc>
+          <w:tcPr/>
+          <w:p>
+            <w:pPr>
+              <w:pStyle w:val="Compact"/>
+            </w:pPr>
+            <w:r>
+              <w:t xml:space="preserve">2</w:t>
+            </w:r>
+          </w:p>
+        </w:tc>
+        <w:tc>
+          <w:tcPr/>
+          <w:p>
+            <w:pPr>
+              <w:pStyle w:val="Compact"/>
+            </w:pPr>
+            <w:r>
+              <w:t xml:space="preserve">CoinCap</w:t>
+            </w:r>
+          </w:p>
+        </w:tc>
+        <w:tc>
+          <w:tcPr/>
+          <w:p>
+            <w:pPr>
+              <w:pStyle w:val="Compact"/>
+            </w:pPr>
+            <w:r>
+              <w:rPr>
+                <w:rStyle w:val="VerbatimChar"/>
+              </w:rPr>
+              <w:t xml:space="preserve">assets.coincap.io/assets/icons/</w:t>
+            </w:r>
+          </w:p>
+        </w:tc>
+      </w:tr>
+      <w:tr>
+        <w:tc>
+          <w:tcPr/>
+          <w:p>
+            <w:pPr>
+              <w:pStyle w:val="Compact"/>
+            </w:pPr>
+            <w:r>
+              <w:t xml:space="preserve">3</w:t>
+            </w:r>
+          </w:p>
+        </w:tc>
+        <w:tc>
+          <w:tcPr/>
+          <w:p>
+            <w:pPr>
+              <w:pStyle w:val="Compact"/>
+            </w:pPr>
+            <w:r>
+              <w:t xml:space="preserve">Círculo</w:t>
+            </w:r>
+          </w:p>
+        </w:tc>
+        <w:tc>
+          <w:tcPr/>
+          <w:p>
+            <w:pPr>
+              <w:pStyle w:val="Compact"/>
+            </w:pPr>
+            <w:r>
+              <w:t xml:space="preserve">Iniciales + color</w:t>
+            </w:r>
+          </w:p>
+        </w:tc>
+      </w:tr>
+    </w:tbl>
+    <w:bookmarkEnd w:id="30"/>
+    <w:bookmarkStart w:id="31" w:name="accionesetfs"/>
+    <w:p>
+      <w:pPr>
+        <w:pStyle w:val="Heading3"/>
+      </w:pPr>
+      <w:r>
+        <w:t xml:space="preserve">Acciones/ETFs</w:t>
+      </w:r>
+    </w:p>
+    <w:tbl>
+      <w:tblPr>
+        <w:tblStyle w:val="Table"/>
+        <w:tblW w:type="auto" w:w="0"/>
+        <w:tblLook w:firstRow="1" w:lastRow="0" w:firstColumn="0" w:lastColumn="0" w:noHBand="0" w:noVBand="0" w:val="0020"/>
+      </w:tblPr>
+      <w:tblGrid>
+        <w:gridCol w:w="2640"/>
+        <w:gridCol w:w="2640"/>
+        <w:gridCol w:w="2640"/>
+      </w:tblGrid>
+      <w:tr>
+        <w:trPr>
+          <w:tblHeader w:val="on"/>
+        </w:trPr>
+        <w:tc>
+          <w:tcPr/>
+          <w:p>
+            <w:pPr>
+              <w:pStyle w:val="Compact"/>
+            </w:pPr>
+            <w:r>
+              <w:t xml:space="preserve">Prioridad</w:t>
+            </w:r>
+          </w:p>
+        </w:tc>
+        <w:tc>
+          <w:tcPr/>
+          <w:p>
+            <w:pPr>
+              <w:pStyle w:val="Compact"/>
+            </w:pPr>
+            <w:r>
+              <w:t xml:space="preserve">Fuente</w:t>
+            </w:r>
+          </w:p>
+        </w:tc>
+        <w:tc>
+          <w:tcPr/>
+          <w:p>
+            <w:pPr>
+              <w:pStyle w:val="Compact"/>
+            </w:pPr>
+            <w:r>
+              <w:t xml:space="preserve">URL</w:t>
+            </w:r>
+          </w:p>
+        </w:tc>
+      </w:tr>
+      <w:tr>
+        <w:tc>
+          <w:tcPr/>
+          <w:p>
+            <w:pPr>
+              <w:pStyle w:val="Compact"/>
+            </w:pPr>
+            <w:r>
+              <w:t xml:space="preserve">1</w:t>
+            </w:r>
+          </w:p>
+        </w:tc>
+        <w:tc>
+          <w:tcPr/>
+          <w:p>
+            <w:pPr>
+              <w:pStyle w:val="Compact"/>
+            </w:pPr>
+            <w:r>
+              <w:t xml:space="preserve">assets.js</w:t>
+            </w:r>
+          </w:p>
+        </w:tc>
+        <w:tc>
+          <w:tcPr/>
+          <w:p>
+            <w:pPr>
+              <w:pStyle w:val="Compact"/>
+            </w:pPr>
+            <w:r>
+              <w:t xml:space="preserve">URLs FMP/Clearbit (estáticas)</w:t>
+            </w:r>
+          </w:p>
+        </w:tc>
+      </w:tr>
+      <w:tr>
+        <w:tc>
+          <w:tcPr/>
+          <w:p>
+            <w:pPr>
+              <w:pStyle w:val="Compact"/>
+            </w:pPr>
+            <w:r>
+              <w:t xml:space="preserve">2</w:t>
+            </w:r>
+          </w:p>
+        </w:tc>
+        <w:tc>
+          <w:tcPr/>
+          <w:p>
+            <w:pPr>
+              <w:pStyle w:val="Compact"/>
+            </w:pPr>
+            <w:r>
+              <w:t xml:space="preserve">FMP</w:t>
+            </w:r>
+          </w:p>
+        </w:tc>
+        <w:tc>
+          <w:tcPr/>
+          <w:p>
+            <w:pPr>
+              <w:pStyle w:val="Compact"/>
+            </w:pPr>
+            <w:r>
+              <w:rPr>
+                <w:rStyle w:val="VerbatimChar"/>
+              </w:rPr>
+              <w:t xml:space="preserve">financialmodelingprep.com/image-stock/</w:t>
+            </w:r>
+          </w:p>
+        </w:tc>
+      </w:tr>
+      <w:tr>
+        <w:tc>
+          <w:tcPr/>
+          <w:p>
+            <w:pPr>
+              <w:pStyle w:val="Compact"/>
+            </w:pPr>
+            <w:r>
+              <w:t xml:space="preserve">3</w:t>
+            </w:r>
+          </w:p>
+        </w:tc>
+        <w:tc>
+          <w:tcPr/>
+          <w:p>
+            <w:pPr>
+              <w:pStyle w:val="Compact"/>
+            </w:pPr>
+            <w:r>
+              <w:t xml:space="preserve">Clearbit</w:t>
+            </w:r>
+          </w:p>
+        </w:tc>
+        <w:tc>
+          <w:tcPr/>
+          <w:p>
+            <w:pPr>
+              <w:pStyle w:val="Compact"/>
+            </w:pPr>
+            <w:r>
+              <w:rPr>
+                <w:rStyle w:val="VerbatimChar"/>
+              </w:rPr>
+              <w:t xml:space="preserve">logo.clearbit.com/</w:t>
+            </w:r>
+            <w:r>
+              <w:t xml:space="preserve"> </w:t>
+            </w:r>
+            <w:r>
+              <w:t xml:space="preserve">(30 dominios mapeados)</w:t>
+            </w:r>
+          </w:p>
+        </w:tc>
+      </w:tr>
+      <w:tr>
+        <w:tc>
+          <w:tcPr/>
+          <w:p>
+            <w:pPr>
+              <w:pStyle w:val="Compact"/>
+            </w:pPr>
+            <w:r>
+              <w:t xml:space="preserve">4</w:t>
+            </w:r>
+          </w:p>
+        </w:tc>
+        <w:tc>
+          <w:tcPr/>
+          <w:p>
+            <w:pPr>
+              <w:pStyle w:val="Compact"/>
+            </w:pPr>
+            <w:r>
+              <w:t xml:space="preserve">Círculo</w:t>
+            </w:r>
+          </w:p>
+        </w:tc>
+        <w:tc>
+          <w:tcPr/>
+          <w:p>
+            <w:pPr>
+              <w:pStyle w:val="Compact"/>
+            </w:pPr>
+            <w:r>
+              <w:t xml:space="preserve">Iniciales + color</w:t>
+            </w:r>
+          </w:p>
+        </w:tc>
+      </w:tr>
+    </w:tbl>
+    <w:bookmarkEnd w:id="31"/>
+    <w:bookmarkStart w:id="32" w:name="commoditiesfuturosbonosdivisas"/>
+    <w:p>
+      <w:pPr>
+        <w:pStyle w:val="Heading3"/>
+      </w:pPr>
+      <w:r>
+        <w:t xml:space="preserve">Commodities/Futuros/Bonos/Divisas</w:t>
       </w:r>
     </w:p>
     <w:tbl>
@@ -1493,10 +1187,8 @@
         <w:tblLook w:firstRow="1" w:lastRow="0" w:firstColumn="0" w:lastColumn="0" w:noHBand="0" w:noVBand="0" w:val="0020"/>
       </w:tblPr>
       <w:tblGrid>
-        <w:gridCol w:w="1131"/>
-        <w:gridCol w:w="2262"/>
-        <w:gridCol w:w="2121"/>
-        <w:gridCol w:w="2404"/>
+        <w:gridCol w:w="4585"/>
+        <w:gridCol w:w="3334"/>
       </w:tblGrid>
       <w:tr>
         <w:trPr>
@@ -1509,40 +1201,18 @@
               <w:pStyle w:val="Compact"/>
             </w:pPr>
             <w:r>
+              <w:t xml:space="preserve">Prioridad</w:t>
+            </w:r>
+          </w:p>
+        </w:tc>
+        <w:tc>
+          <w:tcPr/>
+          <w:p>
+            <w:pPr>
+              <w:pStyle w:val="Compact"/>
+            </w:pPr>
+            <w:r>
               <w:t xml:space="preserve">Fuente</w:t>
-            </w:r>
-          </w:p>
-        </w:tc>
-        <w:tc>
-          <w:tcPr/>
-          <w:p>
-            <w:pPr>
-              <w:pStyle w:val="Compact"/>
-            </w:pPr>
-            <w:r>
-              <w:t xml:space="preserve">Backend Railway</w:t>
-            </w:r>
-          </w:p>
-        </w:tc>
-        <w:tc>
-          <w:tcPr/>
-          <w:p>
-            <w:pPr>
-              <w:pStyle w:val="Compact"/>
-            </w:pPr>
-            <w:r>
-              <w:t xml:space="preserve">PWA (browser)</w:t>
-            </w:r>
-          </w:p>
-        </w:tc>
-        <w:tc>
-          <w:tcPr/>
-          <w:p>
-            <w:pPr>
-              <w:pStyle w:val="Compact"/>
-            </w:pPr>
-            <w:r>
-              <w:t xml:space="preserve">Nativa (celular)</w:t>
             </w:r>
           </w:p>
         </w:tc>
@@ -1555,316 +1225,18 @@
               <w:pStyle w:val="Compact"/>
             </w:pPr>
             <w:r>
-              <w:t xml:space="preserve">Binance</w:t>
-            </w:r>
-          </w:p>
-        </w:tc>
-        <w:tc>
-          <w:tcPr/>
-          <w:p>
-            <w:pPr>
-              <w:pStyle w:val="Compact"/>
-            </w:pPr>
-            <w:r>
-              <w:t xml:space="preserve">❌ Bloqueado</w:t>
-            </w:r>
-          </w:p>
-        </w:tc>
-        <w:tc>
-          <w:tcPr/>
-          <w:p>
-            <w:pPr>
-              <w:pStyle w:val="Compact"/>
-            </w:pPr>
-            <w:r>
-              <w:t xml:space="preserve">✅ Funciona</w:t>
-            </w:r>
-          </w:p>
-        </w:tc>
-        <w:tc>
-          <w:tcPr/>
-          <w:p>
-            <w:pPr>
-              <w:pStyle w:val="Compact"/>
-            </w:pPr>
-            <w:r>
-              <w:t xml:space="preserve">✅ Funciona</w:t>
-            </w:r>
-          </w:p>
-        </w:tc>
-      </w:tr>
-      <w:tr>
-        <w:tc>
-          <w:tcPr/>
-          <w:p>
-            <w:pPr>
-              <w:pStyle w:val="Compact"/>
-            </w:pPr>
-            <w:r>
-              <w:t xml:space="preserve">CryptoCompare</w:t>
-            </w:r>
-          </w:p>
-        </w:tc>
-        <w:tc>
-          <w:tcPr/>
-          <w:p>
-            <w:pPr>
-              <w:pStyle w:val="Compact"/>
-            </w:pPr>
-            <w:r>
-              <w:t xml:space="preserve">✅ Activa (con key)</w:t>
-            </w:r>
-          </w:p>
-        </w:tc>
-        <w:tc>
-          <w:tcPr/>
-          <w:p>
-            <w:pPr>
-              <w:pStyle w:val="Compact"/>
-            </w:pPr>
-            <w:r>
-              <w:t xml:space="preserve">—</w:t>
-            </w:r>
-          </w:p>
-        </w:tc>
-        <w:tc>
-          <w:tcPr/>
-          <w:p>
-            <w:pPr>
-              <w:pStyle w:val="Compact"/>
-            </w:pPr>
-            <w:r>
-              <w:t xml:space="preserve">—</w:t>
-            </w:r>
-          </w:p>
-        </w:tc>
-      </w:tr>
-      <w:tr>
-        <w:tc>
-          <w:tcPr/>
-          <w:p>
-            <w:pPr>
-              <w:pStyle w:val="Compact"/>
-            </w:pPr>
-            <w:r>
-              <w:t xml:space="preserve">Kraken</w:t>
-            </w:r>
-          </w:p>
-        </w:tc>
-        <w:tc>
-          <w:tcPr/>
-          <w:p>
-            <w:pPr>
-              <w:pStyle w:val="Compact"/>
-            </w:pPr>
-            <w:r>
-              <w:t xml:space="preserve">✅ Disponible</w:t>
-            </w:r>
-          </w:p>
-        </w:tc>
-        <w:tc>
-          <w:tcPr/>
-          <w:p>
-            <w:pPr>
-              <w:pStyle w:val="Compact"/>
-            </w:pPr>
-            <w:r>
-              <w:t xml:space="preserve">—</w:t>
-            </w:r>
-          </w:p>
-        </w:tc>
-        <w:tc>
-          <w:tcPr/>
-          <w:p>
-            <w:pPr>
-              <w:pStyle w:val="Compact"/>
-            </w:pPr>
-            <w:r>
-              <w:t xml:space="preserve">—</w:t>
-            </w:r>
-          </w:p>
-        </w:tc>
-      </w:tr>
-      <w:tr>
-        <w:tc>
-          <w:tcPr/>
-          <w:p>
-            <w:pPr>
-              <w:pStyle w:val="Compact"/>
-            </w:pPr>
-            <w:r>
-              <w:t xml:space="preserve">CoinGecko</w:t>
-            </w:r>
-          </w:p>
-        </w:tc>
-        <w:tc>
-          <w:tcPr/>
-          <w:p>
-            <w:pPr>
-              <w:pStyle w:val="Compact"/>
-            </w:pPr>
-            <w:r>
-              <w:t xml:space="preserve">✅ Disponible</w:t>
-            </w:r>
-          </w:p>
-        </w:tc>
-        <w:tc>
-          <w:tcPr/>
-          <w:p>
-            <w:pPr>
-              <w:pStyle w:val="Compact"/>
-            </w:pPr>
-            <w:r>
-              <w:t xml:space="preserve">—</w:t>
-            </w:r>
-          </w:p>
-        </w:tc>
-        <w:tc>
-          <w:tcPr/>
-          <w:p>
-            <w:pPr>
-              <w:pStyle w:val="Compact"/>
-            </w:pPr>
-            <w:r>
-              <w:t xml:space="preserve">—</w:t>
-            </w:r>
-          </w:p>
-        </w:tc>
-      </w:tr>
-      <w:tr>
-        <w:tc>
-          <w:tcPr/>
-          <w:p>
-            <w:pPr>
-              <w:pStyle w:val="Compact"/>
-            </w:pPr>
-            <w:r>
-              <w:t xml:space="preserve">Yahoo</w:t>
-            </w:r>
-          </w:p>
-        </w:tc>
-        <w:tc>
-          <w:tcPr/>
-          <w:p>
-            <w:pPr>
-              <w:pStyle w:val="Compact"/>
-            </w:pPr>
-            <w:r>
-              <w:t xml:space="preserve">✅ Funciona</w:t>
-            </w:r>
-          </w:p>
-        </w:tc>
-        <w:tc>
-          <w:tcPr/>
-          <w:p>
-            <w:pPr>
-              <w:pStyle w:val="Compact"/>
-            </w:pPr>
-            <w:r>
-              <w:t xml:space="preserve">✅ Via proxy</w:t>
-            </w:r>
-          </w:p>
-        </w:tc>
-        <w:tc>
-          <w:tcPr/>
-          <w:p>
-            <w:pPr>
-              <w:pStyle w:val="Compact"/>
-            </w:pPr>
-            <w:r>
-              <w:t xml:space="preserve">✅ Via proxy</w:t>
-            </w:r>
-          </w:p>
-        </w:tc>
-      </w:tr>
-      <w:tr>
-        <w:tc>
-          <w:tcPr/>
-          <w:p>
-            <w:pPr>
-              <w:pStyle w:val="Compact"/>
-            </w:pPr>
-            <w:r>
-              <w:t xml:space="preserve">Alpha Vantage</w:t>
-            </w:r>
-          </w:p>
-        </w:tc>
-        <w:tc>
-          <w:tcPr/>
-          <w:p>
-            <w:pPr>
-              <w:pStyle w:val="Compact"/>
-            </w:pPr>
-            <w:r>
-              <w:t xml:space="preserve">✅ Funciona</w:t>
-            </w:r>
-          </w:p>
-        </w:tc>
-        <w:tc>
-          <w:tcPr/>
-          <w:p>
-            <w:pPr>
-              <w:pStyle w:val="Compact"/>
-            </w:pPr>
-            <w:r>
-              <w:t xml:space="preserve">—</w:t>
-            </w:r>
-          </w:p>
-        </w:tc>
-        <w:tc>
-          <w:tcPr/>
-          <w:p>
-            <w:pPr>
-              <w:pStyle w:val="Compact"/>
-            </w:pPr>
-            <w:r>
-              <w:t xml:space="preserve">—</w:t>
-            </w:r>
-          </w:p>
-        </w:tc>
-      </w:tr>
-      <w:tr>
-        <w:tc>
-          <w:tcPr/>
-          <w:p>
-            <w:pPr>
-              <w:pStyle w:val="Compact"/>
-            </w:pPr>
-            <w:r>
-              <w:t xml:space="preserve">/api/crypto-prices</w:t>
-            </w:r>
-          </w:p>
-        </w:tc>
-        <w:tc>
-          <w:tcPr/>
-          <w:p>
-            <w:pPr>
-              <w:pStyle w:val="Compact"/>
-            </w:pPr>
-            <w:r>
-              <w:t xml:space="preserve">✅ count:53</w:t>
-            </w:r>
-          </w:p>
-        </w:tc>
-        <w:tc>
-          <w:tcPr/>
-          <w:p>
-            <w:pPr>
-              <w:pStyle w:val="Compact"/>
-            </w:pPr>
-            <w:r>
-              <w:t xml:space="preserve">✅ Fallback</w:t>
-            </w:r>
-          </w:p>
-        </w:tc>
-        <w:tc>
-          <w:tcPr/>
-          <w:p>
-            <w:pPr>
-              <w:pStyle w:val="Compact"/>
-            </w:pPr>
-            <w:r>
-              <w:t xml:space="preserve">✅ Fallback (build 14)</w:t>
+              <w:t xml:space="preserve">1</w:t>
+            </w:r>
+          </w:p>
+        </w:tc>
+        <w:tc>
+          <w:tcPr/>
+          <w:p>
+            <w:pPr>
+              <w:pStyle w:val="Compact"/>
+            </w:pPr>
+            <w:r>
+              <w:t xml:space="preserve">Círculo con símbolo y color específico (AssetLogo.js SYMBOL_COLORS)</w:t>
             </w:r>
           </w:p>
         </w:tc>
@@ -1877,14 +1249,776 @@
         </w:pict>
       </w:r>
     </w:p>
-    <w:bookmarkEnd w:id="21"/>
-    <w:bookmarkStart w:id="22" w:name="Xb7366b2125b1c3141f7d58eef4962f92bf98ee0"/>
+    <w:bookmarkEnd w:id="32"/>
+    <w:bookmarkEnd w:id="33"/>
+    <w:bookmarkStart w:id="34" w:name="endpoint-apicrypto-prices"/>
     <w:p>
       <w:pPr>
         <w:pStyle w:val="Heading2"/>
       </w:pPr>
       <w:r>
-        <w:t xml:space="preserve">CONSUMO ESTIMADO CRYPTOCOMPARE (Binance caído)</w:t>
+        <w:t xml:space="preserve">ENDPOINT</w:t>
+      </w:r>
+      <w:r>
+        <w:t xml:space="preserve"> </w:t>
+      </w:r>
+      <w:r>
+        <w:rPr>
+          <w:rStyle w:val="VerbatimChar"/>
+        </w:rPr>
+        <w:t xml:space="preserve">/api/crypto-prices</w:t>
+      </w:r>
+    </w:p>
+    <w:p>
+      <w:pPr>
+        <w:pStyle w:val="Compact"/>
+        <w:numPr>
+          <w:ilvl w:val="0"/>
+          <w:numId w:val="1008"/>
+        </w:numPr>
+      </w:pPr>
+      <w:r>
+        <w:t xml:space="preserve">URL:</w:t>
+      </w:r>
+      <w:r>
+        <w:t xml:space="preserve"> </w:t>
+      </w:r>
+      <w:r>
+        <w:rPr>
+          <w:rStyle w:val="VerbatimChar"/>
+        </w:rPr>
+        <w:t xml:space="preserve">https://aurex-app-production.up.railway.app/api/crypto-prices</w:t>
+      </w:r>
+    </w:p>
+    <w:p>
+      <w:pPr>
+        <w:pStyle w:val="Compact"/>
+        <w:numPr>
+          <w:ilvl w:val="0"/>
+          <w:numId w:val="1008"/>
+        </w:numPr>
+      </w:pPr>
+      <w:r>
+        <w:t xml:space="preserve">Respuesta:</w:t>
+      </w:r>
+      <w:r>
+        <w:t xml:space="preserve"> </w:t>
+      </w:r>
+      <w:r>
+        <w:rPr>
+          <w:rStyle w:val="VerbatimChar"/>
+        </w:rPr>
+        <w:t xml:space="preserve">{ ok: true, source: "cryptocompare", count: 53, prices: {...} }</w:t>
+      </w:r>
+    </w:p>
+    <w:p>
+      <w:pPr>
+        <w:pStyle w:val="Compact"/>
+        <w:numPr>
+          <w:ilvl w:val="0"/>
+          <w:numId w:val="1008"/>
+        </w:numPr>
+      </w:pPr>
+      <w:r>
+        <w:t xml:space="preserve">Actualización: cada 2 min via</w:t>
+      </w:r>
+      <w:r>
+        <w:t xml:space="preserve"> </w:t>
+      </w:r>
+      <w:r>
+        <w:rPr>
+          <w:rStyle w:val="VerbatimChar"/>
+        </w:rPr>
+        <w:t xml:space="preserve">refreshCryptoCache</w:t>
+      </w:r>
+    </w:p>
+    <w:p>
+      <w:pPr>
+        <w:pStyle w:val="Compact"/>
+        <w:numPr>
+          <w:ilvl w:val="0"/>
+          <w:numId w:val="1008"/>
+        </w:numPr>
+      </w:pPr>
+      <w:r>
+        <w:t xml:space="preserve">Sirve a: PWA (catch Binance) + Nativa (catch Binance en 3 screens)</w:t>
+      </w:r>
+    </w:p>
+    <w:p>
+      <w:r>
+        <w:pict>
+          <v:rect style="width:0;height:1.5pt" o:hralign="center" o:hrstd="t" o:hr="t"/>
+        </w:pict>
+      </w:r>
+    </w:p>
+    <w:bookmarkEnd w:id="34"/>
+    <w:bookmarkStart w:id="35" w:name="asyncstorage-cache-nativa-build-15"/>
+    <w:p>
+      <w:pPr>
+        <w:pStyle w:val="Heading2"/>
+      </w:pPr>
+      <w:r>
+        <w:t xml:space="preserve">ASYNCSTORAGE CACHE (Nativa Build 15)</w:t>
+      </w:r>
+    </w:p>
+    <w:tbl>
+      <w:tblPr>
+        <w:tblStyle w:val="Table"/>
+        <w:tblW w:type="pct" w:w="5000"/>
+        <w:tblLayout w:type="fixed"/>
+        <w:tblLook w:firstRow="1" w:lastRow="0" w:firstColumn="0" w:lastColumn="0" w:noHBand="0" w:noVBand="0" w:val="0020"/>
+      </w:tblPr>
+      <w:tblGrid>
+        <w:gridCol w:w="1100"/>
+        <w:gridCol w:w="1320"/>
+        <w:gridCol w:w="1980"/>
+        <w:gridCol w:w="3520"/>
+      </w:tblGrid>
+      <w:tr>
+        <w:trPr>
+          <w:tblHeader w:val="on"/>
+        </w:trPr>
+        <w:tc>
+          <w:tcPr/>
+          <w:p>
+            <w:pPr>
+              <w:pStyle w:val="Compact"/>
+            </w:pPr>
+            <w:r>
+              <w:t xml:space="preserve">Key</w:t>
+            </w:r>
+          </w:p>
+        </w:tc>
+        <w:tc>
+          <w:tcPr/>
+          <w:p>
+            <w:pPr>
+              <w:pStyle w:val="Compact"/>
+            </w:pPr>
+            <w:r>
+              <w:t xml:space="preserve">Dato</w:t>
+            </w:r>
+          </w:p>
+        </w:tc>
+        <w:tc>
+          <w:tcPr/>
+          <w:p>
+            <w:pPr>
+              <w:pStyle w:val="Compact"/>
+            </w:pPr>
+            <w:r>
+              <w:t xml:space="preserve">Escribe</w:t>
+            </w:r>
+          </w:p>
+        </w:tc>
+        <w:tc>
+          <w:tcPr/>
+          <w:p>
+            <w:pPr>
+              <w:pStyle w:val="Compact"/>
+            </w:pPr>
+            <w:r>
+              <w:t xml:space="preserve">Lee (fallback)</w:t>
+            </w:r>
+          </w:p>
+        </w:tc>
+      </w:tr>
+      <w:tr>
+        <w:tc>
+          <w:tcPr/>
+          <w:p>
+            <w:pPr>
+              <w:pStyle w:val="Compact"/>
+            </w:pPr>
+            <w:r>
+              <w:t xml:space="preserve">aurex_ia_cache</w:t>
+            </w:r>
+          </w:p>
+        </w:tc>
+        <w:tc>
+          <w:tcPr/>
+          <w:p>
+            <w:pPr>
+              <w:pStyle w:val="Compact"/>
+            </w:pPr>
+            <w:r>
+              <w:t xml:space="preserve">signals + prices + ts</w:t>
+            </w:r>
+          </w:p>
+        </w:tc>
+        <w:tc>
+          <w:tcPr/>
+          <w:p>
+            <w:pPr>
+              <w:pStyle w:val="Compact"/>
+            </w:pPr>
+            <w:r>
+              <w:t xml:space="preserve">IAScreen éxito</w:t>
+            </w:r>
+          </w:p>
+        </w:tc>
+        <w:tc>
+          <w:tcPr/>
+          <w:p>
+            <w:pPr>
+              <w:pStyle w:val="Compact"/>
+            </w:pPr>
+            <w:r>
+              <w:t xml:space="preserve">IAScreen fallo</w:t>
+            </w:r>
+          </w:p>
+        </w:tc>
+      </w:tr>
+      <w:tr>
+        <w:tc>
+          <w:tcPr/>
+          <w:p>
+            <w:pPr>
+              <w:pStyle w:val="Compact"/>
+            </w:pPr>
+            <w:r>
+              <w:t xml:space="preserve">aurex_pulse_cache</w:t>
+            </w:r>
+          </w:p>
+        </w:tc>
+        <w:tc>
+          <w:tcPr/>
+          <w:p>
+            <w:pPr>
+              <w:pStyle w:val="Compact"/>
+            </w:pPr>
+            <w:r>
+              <w:t xml:space="preserve">pulse data + ts</w:t>
+            </w:r>
+          </w:p>
+        </w:tc>
+        <w:tc>
+          <w:tcPr/>
+          <w:p>
+            <w:pPr>
+              <w:pStyle w:val="Compact"/>
+            </w:pPr>
+            <w:r>
+              <w:t xml:space="preserve">MercadosScreen éxito</w:t>
+            </w:r>
+          </w:p>
+        </w:tc>
+        <w:tc>
+          <w:tcPr/>
+          <w:p>
+            <w:pPr>
+              <w:pStyle w:val="Compact"/>
+            </w:pPr>
+            <w:r>
+              <w:t xml:space="preserve">MercadosScreen fallo</w:t>
+            </w:r>
+          </w:p>
+        </w:tc>
+      </w:tr>
+      <w:tr>
+        <w:tc>
+          <w:tcPr/>
+          <w:p>
+            <w:pPr>
+              <w:pStyle w:val="Compact"/>
+            </w:pPr>
+            <w:r>
+              <w:t xml:space="preserve">aurex_ia_signals_map</w:t>
+            </w:r>
+          </w:p>
+        </w:tc>
+        <w:tc>
+          <w:tcPr/>
+          <w:p>
+            <w:pPr>
+              <w:pStyle w:val="Compact"/>
+            </w:pPr>
+            <w:r>
+              <w:t xml:space="preserve">{ simbolo: signal }</w:t>
+            </w:r>
+          </w:p>
+        </w:tc>
+        <w:tc>
+          <w:tcPr/>
+          <w:p>
+            <w:pPr>
+              <w:pStyle w:val="Compact"/>
+            </w:pPr>
+            <w:r>
+              <w:t xml:space="preserve">MercadosScreen éxito</w:t>
+            </w:r>
+          </w:p>
+        </w:tc>
+        <w:tc>
+          <w:tcPr/>
+          <w:p>
+            <w:pPr>
+              <w:pStyle w:val="Compact"/>
+            </w:pPr>
+            <w:r>
+              <w:t xml:space="preserve">MercadosScreen fallo</w:t>
+            </w:r>
+          </w:p>
+        </w:tc>
+      </w:tr>
+      <w:tr>
+        <w:tc>
+          <w:tcPr/>
+          <w:p>
+            <w:pPr>
+              <w:pStyle w:val="Compact"/>
+            </w:pPr>
+            <w:r>
+              <w:t xml:space="preserve">aurex_wl_ia_cache</w:t>
+            </w:r>
+          </w:p>
+        </w:tc>
+        <w:tc>
+          <w:tcPr/>
+          <w:p>
+            <w:pPr>
+              <w:pStyle w:val="Compact"/>
+            </w:pPr>
+            <w:r>
+              <w:t xml:space="preserve">{ simbolo: signal }</w:t>
+            </w:r>
+          </w:p>
+        </w:tc>
+        <w:tc>
+          <w:tcPr/>
+          <w:p>
+            <w:pPr>
+              <w:pStyle w:val="Compact"/>
+            </w:pPr>
+            <w:r>
+              <w:t xml:space="preserve">WatchlistScreen éxito</w:t>
+            </w:r>
+          </w:p>
+        </w:tc>
+        <w:tc>
+          <w:tcPr/>
+          <w:p>
+            <w:pPr>
+              <w:pStyle w:val="Compact"/>
+            </w:pPr>
+            <w:r>
+              <w:t xml:space="preserve">WatchlistScreen fallo</w:t>
+            </w:r>
+          </w:p>
+        </w:tc>
+      </w:tr>
+      <w:tr>
+        <w:tc>
+          <w:tcPr/>
+          <w:p>
+            <w:pPr>
+              <w:pStyle w:val="Compact"/>
+            </w:pPr>
+            <w:r>
+              <w:t xml:space="preserve">aurex_port_ia_cache</w:t>
+            </w:r>
+          </w:p>
+        </w:tc>
+        <w:tc>
+          <w:tcPr/>
+          <w:p>
+            <w:pPr>
+              <w:pStyle w:val="Compact"/>
+            </w:pPr>
+            <w:r>
+              <w:t xml:space="preserve">{ simbolo: signal }</w:t>
+            </w:r>
+          </w:p>
+        </w:tc>
+        <w:tc>
+          <w:tcPr/>
+          <w:p>
+            <w:pPr>
+              <w:pStyle w:val="Compact"/>
+            </w:pPr>
+            <w:r>
+              <w:t xml:space="preserve">PortfolioScreen éxito</w:t>
+            </w:r>
+          </w:p>
+        </w:tc>
+        <w:tc>
+          <w:tcPr/>
+          <w:p>
+            <w:pPr>
+              <w:pStyle w:val="Compact"/>
+            </w:pPr>
+            <w:r>
+              <w:t xml:space="preserve">PortfolioScreen fallo</w:t>
+            </w:r>
+          </w:p>
+        </w:tc>
+      </w:tr>
+      <w:tr>
+        <w:tc>
+          <w:tcPr/>
+          <w:p>
+            <w:pPr>
+              <w:pStyle w:val="Compact"/>
+            </w:pPr>
+            <w:r>
+              <w:t xml:space="preserve">aurex_port_data</w:t>
+            </w:r>
+          </w:p>
+        </w:tc>
+        <w:tc>
+          <w:tcPr/>
+          <w:p>
+            <w:pPr>
+              <w:pStyle w:val="Compact"/>
+            </w:pPr>
+            <w:r>
+              <w:t xml:space="preserve">[ portfolio items ]</w:t>
+            </w:r>
+          </w:p>
+        </w:tc>
+        <w:tc>
+          <w:tcPr/>
+          <w:p>
+            <w:pPr>
+              <w:pStyle w:val="Compact"/>
+            </w:pPr>
+            <w:r>
+              <w:t xml:space="preserve">PortfolioScreen éxito</w:t>
+            </w:r>
+          </w:p>
+        </w:tc>
+        <w:tc>
+          <w:tcPr/>
+          <w:p>
+            <w:pPr>
+              <w:pStyle w:val="Compact"/>
+            </w:pPr>
+            <w:r>
+              <w:t xml:space="preserve">PortfolioScreen fallo</w:t>
+            </w:r>
+          </w:p>
+        </w:tc>
+      </w:tr>
+      <w:tr>
+        <w:tc>
+          <w:tcPr/>
+          <w:p>
+            <w:pPr>
+              <w:pStyle w:val="Compact"/>
+            </w:pPr>
+            <w:r>
+              <w:t xml:space="preserve">aurex_wl_data</w:t>
+            </w:r>
+          </w:p>
+        </w:tc>
+        <w:tc>
+          <w:tcPr/>
+          <w:p>
+            <w:pPr>
+              <w:pStyle w:val="Compact"/>
+            </w:pPr>
+            <w:r>
+              <w:t xml:space="preserve">{ lists, items }</w:t>
+            </w:r>
+          </w:p>
+        </w:tc>
+        <w:tc>
+          <w:tcPr/>
+          <w:p>
+            <w:pPr>
+              <w:pStyle w:val="Compact"/>
+            </w:pPr>
+            <w:r>
+              <w:t xml:space="preserve">WatchlistScreen éxito</w:t>
+            </w:r>
+          </w:p>
+        </w:tc>
+        <w:tc>
+          <w:tcPr/>
+          <w:p>
+            <w:pPr>
+              <w:pStyle w:val="Compact"/>
+            </w:pPr>
+            <w:r>
+              <w:t xml:space="preserve">WatchlistScreen fallo</w:t>
+            </w:r>
+          </w:p>
+        </w:tc>
+      </w:tr>
+    </w:tbl>
+    <w:p>
+      <w:r>
+        <w:pict>
+          <v:rect style="width:0;height:1.5pt" o:hralign="center" o:hrstd="t" o:hr="t"/>
+        </w:pict>
+      </w:r>
+    </w:p>
+    <w:bookmarkEnd w:id="35"/>
+    <w:bookmarkStart w:id="36" w:name="X1af8faec2b544c91a35baf9d17ebd10d75c9c8d"/>
+    <w:p>
+      <w:pPr>
+        <w:pStyle w:val="Heading2"/>
+      </w:pPr>
+      <w:r>
+        <w:t xml:space="preserve">CONSUMO ESTIMADO CRYPTOCOMPARE (Binance caído en Railway)</w:t>
+      </w:r>
+    </w:p>
+    <w:tbl>
+      <w:tblPr>
+        <w:tblStyle w:val="Table"/>
+        <w:tblW w:type="auto" w:w="0"/>
+        <w:tblLook w:firstRow="1" w:lastRow="0" w:firstColumn="0" w:lastColumn="0" w:noHBand="0" w:noVBand="0" w:val="0020"/>
+      </w:tblPr>
+      <w:tblGrid>
+        <w:gridCol w:w="2640"/>
+        <w:gridCol w:w="2640"/>
+        <w:gridCol w:w="2640"/>
+      </w:tblGrid>
+      <w:tr>
+        <w:trPr>
+          <w:tblHeader w:val="on"/>
+        </w:trPr>
+        <w:tc>
+          <w:tcPr/>
+          <w:p>
+            <w:pPr>
+              <w:pStyle w:val="Compact"/>
+            </w:pPr>
+            <w:r>
+              <w:t xml:space="preserve">Origen</w:t>
+            </w:r>
+          </w:p>
+        </w:tc>
+        <w:tc>
+          <w:tcPr/>
+          <w:p>
+            <w:pPr>
+              <w:pStyle w:val="Compact"/>
+            </w:pPr>
+            <w:r>
+              <w:t xml:space="preserve">Frecuencia</w:t>
+            </w:r>
+          </w:p>
+        </w:tc>
+        <w:tc>
+          <w:tcPr/>
+          <w:p>
+            <w:pPr>
+              <w:pStyle w:val="Compact"/>
+            </w:pPr>
+            <w:r>
+              <w:t xml:space="preserve">Calls/mes</w:t>
+            </w:r>
+          </w:p>
+        </w:tc>
+      </w:tr>
+      <w:tr>
+        <w:tc>
+          <w:tcPr/>
+          <w:p>
+            <w:pPr>
+              <w:pStyle w:val="Compact"/>
+            </w:pPr>
+            <w:r>
+              <w:t xml:space="preserve">refreshCryptoCache</w:t>
+            </w:r>
+          </w:p>
+        </w:tc>
+        <w:tc>
+          <w:tcPr/>
+          <w:p>
+            <w:pPr>
+              <w:pStyle w:val="Compact"/>
+            </w:pPr>
+            <w:r>
+              <w:t xml:space="preserve">cada 2 min</w:t>
+            </w:r>
+          </w:p>
+        </w:tc>
+        <w:tc>
+          <w:tcPr/>
+          <w:p>
+            <w:pPr>
+              <w:pStyle w:val="Compact"/>
+            </w:pPr>
+            <w:r>
+              <w:t xml:space="preserve">21.600</w:t>
+            </w:r>
+          </w:p>
+        </w:tc>
+      </w:tr>
+      <w:tr>
+        <w:tc>
+          <w:tcPr/>
+          <w:p>
+            <w:pPr>
+              <w:pStyle w:val="Compact"/>
+            </w:pPr>
+            <w:r>
+              <w:t xml:space="preserve">checkAlertas</w:t>
+            </w:r>
+          </w:p>
+        </w:tc>
+        <w:tc>
+          <w:tcPr/>
+          <w:p>
+            <w:pPr>
+              <w:pStyle w:val="Compact"/>
+            </w:pPr>
+            <w:r>
+              <w:t xml:space="preserve">cada 30 seg</w:t>
+            </w:r>
+          </w:p>
+        </w:tc>
+        <w:tc>
+          <w:tcPr/>
+          <w:p>
+            <w:pPr>
+              <w:pStyle w:val="Compact"/>
+            </w:pPr>
+            <w:r>
+              <w:t xml:space="preserve">86.400</w:t>
+            </w:r>
+          </w:p>
+        </w:tc>
+      </w:tr>
+      <w:tr>
+        <w:tc>
+          <w:tcPr/>
+          <w:p>
+            <w:pPr>
+              <w:pStyle w:val="Compact"/>
+            </w:pPr>
+            <w:r>
+              <w:t xml:space="preserve">calcularPulse fallback</w:t>
+            </w:r>
+          </w:p>
+        </w:tc>
+        <w:tc>
+          <w:tcPr/>
+          <w:p>
+            <w:pPr>
+              <w:pStyle w:val="Compact"/>
+            </w:pPr>
+            <w:r>
+              <w:t xml:space="preserve">cada 5 min</w:t>
+            </w:r>
+          </w:p>
+        </w:tc>
+        <w:tc>
+          <w:tcPr/>
+          <w:p>
+            <w:pPr>
+              <w:pStyle w:val="Compact"/>
+            </w:pPr>
+            <w:r>
+              <w:t xml:space="preserve">8.640</w:t>
+            </w:r>
+          </w:p>
+        </w:tc>
+      </w:tr>
+      <w:tr>
+        <w:tc>
+          <w:tcPr/>
+          <w:p>
+            <w:pPr>
+              <w:pStyle w:val="Compact"/>
+            </w:pPr>
+            <w:r>
+              <w:t xml:space="preserve">Motor IA fallback</w:t>
+            </w:r>
+          </w:p>
+        </w:tc>
+        <w:tc>
+          <w:tcPr/>
+          <w:p>
+            <w:pPr>
+              <w:pStyle w:val="Compact"/>
+            </w:pPr>
+            <w:r>
+              <w:t xml:space="preserve">variable</w:t>
+            </w:r>
+          </w:p>
+        </w:tc>
+        <w:tc>
+          <w:tcPr/>
+          <w:p>
+            <w:pPr>
+              <w:pStyle w:val="Compact"/>
+            </w:pPr>
+            <w:r>
+              <w:t xml:space="preserve">~5.000-15.000</w:t>
+            </w:r>
+          </w:p>
+        </w:tc>
+      </w:tr>
+      <w:tr>
+        <w:tc>
+          <w:tcPr/>
+          <w:p>
+            <w:pPr>
+              <w:pStyle w:val="Compact"/>
+            </w:pPr>
+            <w:r>
+              <w:rPr>
+                <w:b/>
+                <w:bCs/>
+              </w:rPr>
+              <w:t xml:space="preserve">Total estimado</w:t>
+            </w:r>
+          </w:p>
+        </w:tc>
+        <w:tc>
+          <w:tcPr/>
+          <w:p>
+            <w:pPr>
+              <w:pStyle w:val="Compact"/>
+            </w:pPr>
+            <w:r>
+              <w:t xml:space="preserve">—</w:t>
+            </w:r>
+          </w:p>
+        </w:tc>
+        <w:tc>
+          <w:tcPr/>
+          <w:p>
+            <w:pPr>
+              <w:pStyle w:val="Compact"/>
+            </w:pPr>
+            <w:r>
+              <w:rPr>
+                <w:b/>
+                <w:bCs/>
+              </w:rPr>
+              <w:t xml:space="preserve">~121.000-131.000</w:t>
+            </w:r>
+          </w:p>
+        </w:tc>
+      </w:tr>
+    </w:tbl>
+    <w:p>
+      <w:pPr>
+        <w:pStyle w:val="BodyText"/>
+      </w:pPr>
+      <w:r>
+        <w:t xml:space="preserve">⚠️ Supera 100k/mes. Monitorear con contador + alertas 80k/95k.</w:t>
+      </w:r>
+    </w:p>
+    <w:p>
+      <w:r>
+        <w:pict>
+          <v:rect style="width:0;height:1.5pt" o:hralign="center" o:hrstd="t" o:hr="t"/>
+        </w:pict>
+      </w:r>
+    </w:p>
+    <w:bookmarkEnd w:id="36"/>
+    <w:bookmarkStart w:id="37" w:name="estado-actual-21042026"/>
+    <w:p>
+      <w:pPr>
+        <w:pStyle w:val="Heading2"/>
+      </w:pPr>
+      <w:r>
+        <w:t xml:space="preserve">ESTADO ACTUAL (21/04/2026)</w:t>
       </w:r>
     </w:p>
     <w:tbl>
@@ -1910,40 +2044,40 @@
               <w:pStyle w:val="Compact"/>
             </w:pPr>
             <w:r>
-              <w:t xml:space="preserve">Origen</w:t>
-            </w:r>
-          </w:p>
-        </w:tc>
-        <w:tc>
-          <w:tcPr/>
-          <w:p>
-            <w:pPr>
-              <w:pStyle w:val="Compact"/>
-            </w:pPr>
-            <w:r>
-              <w:t xml:space="preserve">Frecuencia</w:t>
-            </w:r>
-          </w:p>
-        </w:tc>
-        <w:tc>
-          <w:tcPr/>
-          <w:p>
-            <w:pPr>
-              <w:pStyle w:val="Compact"/>
-            </w:pPr>
-            <w:r>
-              <w:t xml:space="preserve">Calls/día</w:t>
-            </w:r>
-          </w:p>
-        </w:tc>
-        <w:tc>
-          <w:tcPr/>
-          <w:p>
-            <w:pPr>
-              <w:pStyle w:val="Compact"/>
-            </w:pPr>
-            <w:r>
-              <w:t xml:space="preserve">Calls/mes</w:t>
+              <w:t xml:space="preserve">Servicio</w:t>
+            </w:r>
+          </w:p>
+        </w:tc>
+        <w:tc>
+          <w:tcPr/>
+          <w:p>
+            <w:pPr>
+              <w:pStyle w:val="Compact"/>
+            </w:pPr>
+            <w:r>
+              <w:t xml:space="preserve">Backend Railway</w:t>
+            </w:r>
+          </w:p>
+        </w:tc>
+        <w:tc>
+          <w:tcPr/>
+          <w:p>
+            <w:pPr>
+              <w:pStyle w:val="Compact"/>
+            </w:pPr>
+            <w:r>
+              <w:t xml:space="preserve">Nativa (celular)</w:t>
+            </w:r>
+          </w:p>
+        </w:tc>
+        <w:tc>
+          <w:tcPr/>
+          <w:p>
+            <w:pPr>
+              <w:pStyle w:val="Compact"/>
+            </w:pPr>
+            <w:r>
+              <w:t xml:space="preserve">PWA (browser)</w:t>
             </w:r>
           </w:p>
         </w:tc>
@@ -1956,40 +2090,40 @@
               <w:pStyle w:val="Compact"/>
             </w:pPr>
             <w:r>
-              <w:t xml:space="preserve">refreshCryptoCache</w:t>
-            </w:r>
-          </w:p>
-        </w:tc>
-        <w:tc>
-          <w:tcPr/>
-          <w:p>
-            <w:pPr>
-              <w:pStyle w:val="Compact"/>
-            </w:pPr>
-            <w:r>
-              <w:t xml:space="preserve">cada 2 min</w:t>
-            </w:r>
-          </w:p>
-        </w:tc>
-        <w:tc>
-          <w:tcPr/>
-          <w:p>
-            <w:pPr>
-              <w:pStyle w:val="Compact"/>
-            </w:pPr>
-            <w:r>
-              <w:t xml:space="preserve">720</w:t>
-            </w:r>
-          </w:p>
-        </w:tc>
-        <w:tc>
-          <w:tcPr/>
-          <w:p>
-            <w:pPr>
-              <w:pStyle w:val="Compact"/>
-            </w:pPr>
-            <w:r>
-              <w:t xml:space="preserve">21.600</w:t>
+              <w:t xml:space="preserve">Binance</w:t>
+            </w:r>
+          </w:p>
+        </w:tc>
+        <w:tc>
+          <w:tcPr/>
+          <w:p>
+            <w:pPr>
+              <w:pStyle w:val="Compact"/>
+            </w:pPr>
+            <w:r>
+              <w:t xml:space="preserve">❌ Bloqueado</w:t>
+            </w:r>
+          </w:p>
+        </w:tc>
+        <w:tc>
+          <w:tcPr/>
+          <w:p>
+            <w:pPr>
+              <w:pStyle w:val="Compact"/>
+            </w:pPr>
+            <w:r>
+              <w:t xml:space="preserve">✅ Funciona</w:t>
+            </w:r>
+          </w:p>
+        </w:tc>
+        <w:tc>
+          <w:tcPr/>
+          <w:p>
+            <w:pPr>
+              <w:pStyle w:val="Compact"/>
+            </w:pPr>
+            <w:r>
+              <w:t xml:space="preserve">✅ Funciona</w:t>
             </w:r>
           </w:p>
         </w:tc>
@@ -2002,40 +2136,40 @@
               <w:pStyle w:val="Compact"/>
             </w:pPr>
             <w:r>
-              <w:t xml:space="preserve">checkAlertas (si hay alertas)</w:t>
-            </w:r>
-          </w:p>
-        </w:tc>
-        <w:tc>
-          <w:tcPr/>
-          <w:p>
-            <w:pPr>
-              <w:pStyle w:val="Compact"/>
-            </w:pPr>
-            <w:r>
-              <w:t xml:space="preserve">cada 30 seg</w:t>
-            </w:r>
-          </w:p>
-        </w:tc>
-        <w:tc>
-          <w:tcPr/>
-          <w:p>
-            <w:pPr>
-              <w:pStyle w:val="Compact"/>
-            </w:pPr>
-            <w:r>
-              <w:t xml:space="preserve">2.880</w:t>
-            </w:r>
-          </w:p>
-        </w:tc>
-        <w:tc>
-          <w:tcPr/>
-          <w:p>
-            <w:pPr>
-              <w:pStyle w:val="Compact"/>
-            </w:pPr>
-            <w:r>
-              <w:t xml:space="preserve">86.400</w:t>
+              <w:t xml:space="preserve">CryptoCompare</w:t>
+            </w:r>
+          </w:p>
+        </w:tc>
+        <w:tc>
+          <w:tcPr/>
+          <w:p>
+            <w:pPr>
+              <w:pStyle w:val="Compact"/>
+            </w:pPr>
+            <w:r>
+              <w:t xml:space="preserve">✅ Activa (con key)</w:t>
+            </w:r>
+          </w:p>
+        </w:tc>
+        <w:tc>
+          <w:tcPr/>
+          <w:p>
+            <w:pPr>
+              <w:pStyle w:val="Compact"/>
+            </w:pPr>
+            <w:r>
+              <w:t xml:space="preserve">—</w:t>
+            </w:r>
+          </w:p>
+        </w:tc>
+        <w:tc>
+          <w:tcPr/>
+          <w:p>
+            <w:pPr>
+              <w:pStyle w:val="Compact"/>
+            </w:pPr>
+            <w:r>
+              <w:t xml:space="preserve">—</w:t>
             </w:r>
           </w:p>
         </w:tc>
@@ -2048,40 +2182,40 @@
               <w:pStyle w:val="Compact"/>
             </w:pPr>
             <w:r>
-              <w:t xml:space="preserve">Motor IA (fallback Yahoo)</w:t>
-            </w:r>
-          </w:p>
-        </w:tc>
-        <w:tc>
-          <w:tcPr/>
-          <w:p>
-            <w:pPr>
-              <w:pStyle w:val="Compact"/>
-            </w:pPr>
-            <w:r>
-              <w:t xml:space="preserve">variable</w:t>
-            </w:r>
-          </w:p>
-        </w:tc>
-        <w:tc>
-          <w:tcPr/>
-          <w:p>
-            <w:pPr>
-              <w:pStyle w:val="Compact"/>
-            </w:pPr>
-            <w:r>
-              <w:t xml:space="preserve">~50-500</w:t>
-            </w:r>
-          </w:p>
-        </w:tc>
-        <w:tc>
-          <w:tcPr/>
-          <w:p>
-            <w:pPr>
-              <w:pStyle w:val="Compact"/>
-            </w:pPr>
-            <w:r>
-              <w:t xml:space="preserve">~1.500-15.000</w:t>
+              <w:t xml:space="preserve">Kraken</w:t>
+            </w:r>
+          </w:p>
+        </w:tc>
+        <w:tc>
+          <w:tcPr/>
+          <w:p>
+            <w:pPr>
+              <w:pStyle w:val="Compact"/>
+            </w:pPr>
+            <w:r>
+              <w:t xml:space="preserve">✅ Disponible</w:t>
+            </w:r>
+          </w:p>
+        </w:tc>
+        <w:tc>
+          <w:tcPr/>
+          <w:p>
+            <w:pPr>
+              <w:pStyle w:val="Compact"/>
+            </w:pPr>
+            <w:r>
+              <w:t xml:space="preserve">—</w:t>
+            </w:r>
+          </w:p>
+        </w:tc>
+        <w:tc>
+          <w:tcPr/>
+          <w:p>
+            <w:pPr>
+              <w:pStyle w:val="Compact"/>
+            </w:pPr>
+            <w:r>
+              <w:t xml:space="preserve">—</w:t>
             </w:r>
           </w:p>
         </w:tc>
@@ -2094,11 +2228,18 @@
               <w:pStyle w:val="Compact"/>
             </w:pPr>
             <w:r>
-              <w:rPr>
-                <w:b/>
-                <w:bCs/>
-              </w:rPr>
-              <w:t xml:space="preserve">Total estimado</w:t>
+              <w:t xml:space="preserve">CoinGecko</w:t>
+            </w:r>
+          </w:p>
+        </w:tc>
+        <w:tc>
+          <w:tcPr/>
+          <w:p>
+            <w:pPr>
+              <w:pStyle w:val="Compact"/>
+            </w:pPr>
+            <w:r>
+              <w:t xml:space="preserve">✅ Disponible</w:t>
             </w:r>
           </w:p>
         </w:tc>
@@ -2120,37 +2261,290 @@
               <w:pStyle w:val="Compact"/>
             </w:pPr>
             <w:r>
-              <w:t xml:space="preserve">~3.650-4.100</w:t>
-            </w:r>
-          </w:p>
-        </w:tc>
-        <w:tc>
-          <w:tcPr/>
-          <w:p>
-            <w:pPr>
-              <w:pStyle w:val="Compact"/>
-            </w:pPr>
-            <w:r>
-              <w:rPr>
-                <w:b/>
-                <w:bCs/>
-              </w:rPr>
-              <w:t xml:space="preserve">~109.500-123.000</w:t>
+              <w:t xml:space="preserve">—</w:t>
+            </w:r>
+          </w:p>
+        </w:tc>
+      </w:tr>
+      <w:tr>
+        <w:tc>
+          <w:tcPr/>
+          <w:p>
+            <w:pPr>
+              <w:pStyle w:val="Compact"/>
+            </w:pPr>
+            <w:r>
+              <w:t xml:space="preserve">Yahoo</w:t>
+            </w:r>
+          </w:p>
+        </w:tc>
+        <w:tc>
+          <w:tcPr/>
+          <w:p>
+            <w:pPr>
+              <w:pStyle w:val="Compact"/>
+            </w:pPr>
+            <w:r>
+              <w:t xml:space="preserve">✅ Funciona</w:t>
+            </w:r>
+          </w:p>
+        </w:tc>
+        <w:tc>
+          <w:tcPr/>
+          <w:p>
+            <w:pPr>
+              <w:pStyle w:val="Compact"/>
+            </w:pPr>
+            <w:r>
+              <w:t xml:space="preserve">✅ Directo + proxy</w:t>
+            </w:r>
+          </w:p>
+        </w:tc>
+        <w:tc>
+          <w:tcPr/>
+          <w:p>
+            <w:pPr>
+              <w:pStyle w:val="Compact"/>
+            </w:pPr>
+            <w:r>
+              <w:t xml:space="preserve">✅ Via proxy</w:t>
+            </w:r>
+          </w:p>
+        </w:tc>
+      </w:tr>
+      <w:tr>
+        <w:tc>
+          <w:tcPr/>
+          <w:p>
+            <w:pPr>
+              <w:pStyle w:val="Compact"/>
+            </w:pPr>
+            <w:r>
+              <w:t xml:space="preserve">Alpha Vantage</w:t>
+            </w:r>
+          </w:p>
+        </w:tc>
+        <w:tc>
+          <w:tcPr/>
+          <w:p>
+            <w:pPr>
+              <w:pStyle w:val="Compact"/>
+            </w:pPr>
+            <w:r>
+              <w:t xml:space="preserve">✅ Funciona</w:t>
+            </w:r>
+          </w:p>
+        </w:tc>
+        <w:tc>
+          <w:tcPr/>
+          <w:p>
+            <w:pPr>
+              <w:pStyle w:val="Compact"/>
+            </w:pPr>
+            <w:r>
+              <w:t xml:space="preserve">—</w:t>
+            </w:r>
+          </w:p>
+        </w:tc>
+        <w:tc>
+          <w:tcPr/>
+          <w:p>
+            <w:pPr>
+              <w:pStyle w:val="Compact"/>
+            </w:pPr>
+            <w:r>
+              <w:t xml:space="preserve">—</w:t>
+            </w:r>
+          </w:p>
+        </w:tc>
+      </w:tr>
+      <w:tr>
+        <w:tc>
+          <w:tcPr/>
+          <w:p>
+            <w:pPr>
+              <w:pStyle w:val="Compact"/>
+            </w:pPr>
+            <w:r>
+              <w:t xml:space="preserve">Evolution WA</w:t>
+            </w:r>
+          </w:p>
+        </w:tc>
+        <w:tc>
+          <w:tcPr/>
+          <w:p>
+            <w:pPr>
+              <w:pStyle w:val="Compact"/>
+            </w:pPr>
+            <w:r>
+              <w:t xml:space="preserve">✅ Connected</w:t>
+            </w:r>
+          </w:p>
+        </w:tc>
+        <w:tc>
+          <w:tcPr/>
+          <w:p>
+            <w:pPr>
+              <w:pStyle w:val="Compact"/>
+            </w:pPr>
+            <w:r>
+              <w:t xml:space="preserve">—</w:t>
+            </w:r>
+          </w:p>
+        </w:tc>
+        <w:tc>
+          <w:tcPr/>
+          <w:p>
+            <w:pPr>
+              <w:pStyle w:val="Compact"/>
+            </w:pPr>
+            <w:r>
+              <w:t xml:space="preserve">—</w:t>
+            </w:r>
+          </w:p>
+        </w:tc>
+      </w:tr>
+      <w:tr>
+        <w:tc>
+          <w:tcPr/>
+          <w:p>
+            <w:pPr>
+              <w:pStyle w:val="Compact"/>
+            </w:pPr>
+            <w:r>
+              <w:t xml:space="preserve">Supabase</w:t>
+            </w:r>
+          </w:p>
+        </w:tc>
+        <w:tc>
+          <w:tcPr/>
+          <w:p>
+            <w:pPr>
+              <w:pStyle w:val="Compact"/>
+            </w:pPr>
+            <w:r>
+              <w:t xml:space="preserve">✅ Online</w:t>
+            </w:r>
+          </w:p>
+        </w:tc>
+        <w:tc>
+          <w:tcPr/>
+          <w:p>
+            <w:pPr>
+              <w:pStyle w:val="Compact"/>
+            </w:pPr>
+            <w:r>
+              <w:t xml:space="preserve">—</w:t>
+            </w:r>
+          </w:p>
+        </w:tc>
+        <w:tc>
+          <w:tcPr/>
+          <w:p>
+            <w:pPr>
+              <w:pStyle w:val="Compact"/>
+            </w:pPr>
+            <w:r>
+              <w:t xml:space="preserve">—</w:t>
+            </w:r>
+          </w:p>
+        </w:tc>
+      </w:tr>
+      <w:tr>
+        <w:tc>
+          <w:tcPr/>
+          <w:p>
+            <w:pPr>
+              <w:pStyle w:val="Compact"/>
+            </w:pPr>
+            <w:r>
+              <w:t xml:space="preserve">/api/crypto-prices</w:t>
+            </w:r>
+          </w:p>
+        </w:tc>
+        <w:tc>
+          <w:tcPr/>
+          <w:p>
+            <w:pPr>
+              <w:pStyle w:val="Compact"/>
+            </w:pPr>
+            <w:r>
+              <w:t xml:space="preserve">✅ count:53</w:t>
+            </w:r>
+          </w:p>
+        </w:tc>
+        <w:tc>
+          <w:tcPr/>
+          <w:p>
+            <w:pPr>
+              <w:pStyle w:val="Compact"/>
+            </w:pPr>
+            <w:r>
+              <w:t xml:space="preserve">✅ Fallback</w:t>
+            </w:r>
+          </w:p>
+        </w:tc>
+        <w:tc>
+          <w:tcPr/>
+          <w:p>
+            <w:pPr>
+              <w:pStyle w:val="Compact"/>
+            </w:pPr>
+            <w:r>
+              <w:t xml:space="preserve">✅ Fallback</w:t>
+            </w:r>
+          </w:p>
+        </w:tc>
+      </w:tr>
+      <w:tr>
+        <w:tc>
+          <w:tcPr/>
+          <w:p>
+            <w:pPr>
+              <w:pStyle w:val="Compact"/>
+            </w:pPr>
+            <w:r>
+              <w:t xml:space="preserve">AsyncStorage cache</w:t>
+            </w:r>
+          </w:p>
+        </w:tc>
+        <w:tc>
+          <w:tcPr/>
+          <w:p>
+            <w:pPr>
+              <w:pStyle w:val="Compact"/>
+            </w:pPr>
+            <w:r>
+              <w:t xml:space="preserve">—</w:t>
+            </w:r>
+          </w:p>
+        </w:tc>
+        <w:tc>
+          <w:tcPr/>
+          <w:p>
+            <w:pPr>
+              <w:pStyle w:val="Compact"/>
+            </w:pPr>
+            <w:r>
+              <w:t xml:space="preserve">✅ 7 keys</w:t>
+            </w:r>
+          </w:p>
+        </w:tc>
+        <w:tc>
+          <w:tcPr/>
+          <w:p>
+            <w:pPr>
+              <w:pStyle w:val="Compact"/>
+            </w:pPr>
+            <w:r>
+              <w:t xml:space="preserve">—</w:t>
             </w:r>
           </w:p>
         </w:tc>
       </w:tr>
     </w:tbl>
-    <w:p>
-      <w:pPr>
-        <w:pStyle w:val="BodyText"/>
-      </w:pPr>
-      <w:r>
-        <w:t xml:space="preserve">⚠️ Puede superar el límite de 100k/mes. Monitorear con el contador + alertas.</w:t>
-      </w:r>
-    </w:p>
-    <w:bookmarkEnd w:id="22"/>
-    <w:bookmarkEnd w:id="23"/>
+    <w:bookmarkEnd w:id="37"/>
+    <w:bookmarkEnd w:id="38"/>
     <w:sectPr>
       <w:footnotePr>
         <w:numRestart w:val="eachSect"/>
@@ -2389,9 +2783,6 @@
     <w:abstractNumId w:val="991"/>
   </w:num>
   <w:num w:numId="1008">
-    <w:abstractNumId w:val="991"/>
-  </w:num>
-  <w:num w:numId="1009">
     <w:abstractNumId w:val="991"/>
   </w:num>
 </w:numbering>
